--- a/Budowa lokalnego serwera AI dla firmy (koszty).docx
+++ b/Budowa lokalnego serwera AI dla firmy (koszty).docx
@@ -3,6 +3,750 @@
 <w:document xmlns:wpc="http://schemas.microsoft.com/office/word/2010/wordprocessingCanvas" xmlns:cx="http://schemas.microsoft.com/office/drawing/2014/chartex" xmlns:cx1="http://schemas.microsoft.com/office/drawing/2015/9/8/chartex" xmlns:cx2="http://schemas.microsoft.com/office/drawing/2015/10/21/chartex" xmlns:cx3="http://schemas.microsoft.com/office/drawing/2016/5/9/chartex" xmlns:cx4="http://schemas.microsoft.com/office/drawing/2016/5/10/chartex" xmlns:cx5="http://schemas.microsoft.com/office/drawing/2016/5/11/chartex" xmlns:cx6="http://schemas.microsoft.com/office/drawing/2016/5/12/chartex" xmlns:cx7="http://schemas.microsoft.com/office/drawing/2016/5/13/chartex" xmlns:cx8="http://schemas.microsoft.com/office/drawing/2016/5/14/chartex" xmlns:mc="http://schemas.openxmlformats.org/markup-compatibility/2006" xmlns:aink="http://schemas.microsoft.com/office/drawing/2016/ink" xmlns:am3d="http://schemas.microsoft.com/office/drawing/2017/model3d" xmlns:o="urn:schemas-microsoft-com:office:office" xmlns:oel="http://schemas.microsoft.com/office/2019/extlst" xmlns:r="http://schemas.openxmlformats.org/officeDocument/2006/relationships" xmlns:m="http://schemas.openxmlformats.org/officeDocument/2006/math" xmlns:v="urn:schemas-microsoft-com:vml" xmlns:wp14="http://schemas.microsoft.com/office/word/2010/wordprocessingDrawing" xmlns:wp="http://schemas.openxmlformats.org/drawingml/2006/wordprocessingDrawing" xmlns:w10="urn:schemas-microsoft-com:office:word" xmlns:w="http://schemas.openxmlformats.org/wordprocessingml/2006/main" xmlns:w14="http://schemas.microsoft.com/office/word/2010/wordml" xmlns:w15="http://schemas.microsoft.com/office/word/2012/wordml" xmlns:w16cex="http://schemas.microsoft.com/office/word/2018/wordml/cex" xmlns:w16cid="http://schemas.microsoft.com/office/word/2016/wordml/cid" xmlns:w16="http://schemas.microsoft.com/office/word/2018/wordml" xmlns:w16du="http://schemas.microsoft.com/office/word/2023/wordml/word16du" xmlns:w16sdtdh="http://schemas.microsoft.com/office/word/2020/wordml/sdtdatahash" xmlns:w16sdtfl="http://schemas.microsoft.com/office/word/2024/wordml/sdtformatlock" xmlns:w16se="http://schemas.microsoft.com/office/word/2015/wordml/symex" xmlns:wpg="http://schemas.microsoft.com/office/word/2010/wordprocessingGroup" xmlns:wpi="http://schemas.microsoft.com/office/word/2010/wordprocessingInk" xmlns:wne="http://schemas.microsoft.com/office/word/2006/wordml" xmlns:wps="http://schemas.microsoft.com/office/word/2010/wordprocessingShape" mc:Ignorable="w14 w15 w16se w16cid w16 w16cex w16sdtdh w16sdtfl w16du wp14">
   <w:body>
     <w:p>
+      <w:pPr>
+        <w:pStyle w:val="Tytu"/>
+      </w:pPr>
+      <w:proofErr w:type="spellStart"/>
+      <w:r>
+        <w:t>FreeKasia</w:t>
+      </w:r>
+      <w:proofErr w:type="spellEnd"/>
+    </w:p>
+    <w:p>
+      <w:pPr>
+        <w:ind w:firstLine="708"/>
+      </w:pPr>
+      <w:r>
+        <w:t xml:space="preserve">W dziale KIT od bardzo już dawna najwięcej pytań kierowanych jest niewątpliwie do Kasi. Kasia zawsze wszystko wie, jak nie wie to sprawdzi, zawsze orientuje się w bieżącej sytuacji, jest skarbnicą informacji, za każdym razem zadając jej pytanie możemy liczyć na wyczerpującą odpowiedź. Niestety konsekwencją takiej sytuacji jest rozproszenie jej uwagi, częste odrywanie od bieżących zadań, nagłe i gwałtowne oderwanie od tego co jeszcze przed chwilą robiła, na pewno jest to męczące i na dłuższą metę może generować drobne błędy i potknięcia, ale co </w:t>
+      </w:r>
+      <w:r>
+        <w:t>zrobić,</w:t>
+      </w:r>
+      <w:r>
+        <w:t xml:space="preserve"> jeśli informacja jest nam bardzo </w:t>
+      </w:r>
+      <w:r>
+        <w:t>potrzebna, kogoś</w:t>
+      </w:r>
+      <w:r>
+        <w:t xml:space="preserve"> zapytać musimy i w dziewięćdziesięciu procentach to będzie Kasia. Czy można coś z tym zrobić? Jak wyzwolić Kasię?</w:t>
+      </w:r>
+    </w:p>
+    <w:p>
+      <w:pPr>
+        <w:ind w:firstLine="708"/>
+      </w:pPr>
+      <w:r>
+        <w:t>Teraz muszę was poprosić o wysilenie wyobraźni. Wyobraźmy sobie, że jest możliwość zadawania pytań w języku naturalnym w sposób niesformalizowany a w odpowiedzi dostajemy dokładne dane, które właśnie w tej chwili są nam potrzebne. Rozmówca o niczym nie zapomina, pamięta każdy ZP-</w:t>
+      </w:r>
+      <w:proofErr w:type="spellStart"/>
+      <w:r>
+        <w:t>ek</w:t>
+      </w:r>
+      <w:proofErr w:type="spellEnd"/>
+      <w:r>
+        <w:t xml:space="preserve"> i każdy rysunek, idealnie kojarzy ZP z ZS, potrafi </w:t>
+      </w:r>
+      <w:r>
+        <w:t>odpowiedzieć,</w:t>
+      </w:r>
+      <w:r>
+        <w:t xml:space="preserve"> ile trwała produkcja dokładnie takiego samego albo bardzo podobnego produktu i kiedy to było, poda zużycie materiału w oparciu o rysunek oraz archiwalny BOM i wiele </w:t>
+      </w:r>
+      <w:proofErr w:type="spellStart"/>
+      <w:r>
+        <w:t>wiele</w:t>
+      </w:r>
+      <w:proofErr w:type="spellEnd"/>
+      <w:r>
+        <w:t xml:space="preserve"> innych wiadomości - wystarczy zapytać. Jednocześnie jego odpowiedzi są mocno deterministyczne, nie wymyśla, nie halucynuje, jeśli czegoś nie wie to uczciwie odpowiada “Nie wiem”. Osobiście uważam, że jak najbardziej można stworzyć taki rodzaj elektronicznego specjalisty o bardzo zaawansowanych możliwościach, który niejednokrotnie będzie nas zadziwiał swoimi możliwościami, </w:t>
+      </w:r>
+      <w:r>
+        <w:t>pamięcią</w:t>
+      </w:r>
+      <w:r>
+        <w:t>, trafną prognozą, itp. Takie narzędzie można zbudować na bazie dostępnych i darmowych narzędzi, ale jak to zrobić? Zastanówmy się.  </w:t>
+      </w:r>
+    </w:p>
+    <w:p>
+      <w:pPr>
+        <w:pStyle w:val="Nagwek1"/>
+      </w:pPr>
+      <w:r>
+        <w:t>Dane:</w:t>
+      </w:r>
+    </w:p>
+    <w:p>
+      <w:pPr>
+        <w:ind w:firstLine="708"/>
+      </w:pPr>
+      <w:r>
+        <w:t xml:space="preserve">Źródłem danych będzie arkusz kalkulacyjny bardzo podobny to tego jaki był przygotowany dla DKR-u, jednaj by odpowiedzi były pełniejsze możemy go trochę </w:t>
+      </w:r>
+      <w:r>
+        <w:t>poszerzyć</w:t>
+      </w:r>
+      <w:r>
+        <w:t xml:space="preserve"> albo inaczej zawrzeć w nim więcej kolumn z dodatkowymi informacjami. Dane w arkuszu pobierać się będą z bazy ERP i mogą to być zarówno ZP-ki wykonane, wykonywane jak i zaplanowane. Jednym słowem wszystkie dane jakie uda się bezproblemowo uzyskać</w:t>
+      </w:r>
+    </w:p>
+    <w:p/>
+    <w:p>
+      <w:pPr>
+        <w:ind w:firstLine="708"/>
+      </w:pPr>
+      <w:r>
+        <w:t xml:space="preserve">Drugie źródło to baza plików </w:t>
+      </w:r>
+      <w:proofErr w:type="spellStart"/>
+      <w:r>
+        <w:t>dxf</w:t>
+      </w:r>
+      <w:proofErr w:type="spellEnd"/>
+      <w:r>
+        <w:t xml:space="preserve"> również już gotowa przeszukujemy naszą Z-</w:t>
+      </w:r>
+      <w:proofErr w:type="spellStart"/>
+      <w:r>
+        <w:t>tkę</w:t>
+      </w:r>
+      <w:proofErr w:type="spellEnd"/>
+      <w:r>
+        <w:t xml:space="preserve"> wyszukując pliki z przedrostkiem </w:t>
+      </w:r>
+      <w:proofErr w:type="spellStart"/>
+      <w:r>
+        <w:t>AIxxx</w:t>
+      </w:r>
+      <w:proofErr w:type="spellEnd"/>
+      <w:r>
+        <w:t>-</w:t>
+      </w:r>
+      <w:proofErr w:type="spellStart"/>
+      <w:r>
+        <w:t>xxxx</w:t>
+      </w:r>
+      <w:proofErr w:type="spellEnd"/>
+      <w:r>
+        <w:t xml:space="preserve">-xxx wystarczy wszystkie </w:t>
+      </w:r>
+      <w:r>
+        <w:t>wrzucić</w:t>
+      </w:r>
+      <w:r>
+        <w:t xml:space="preserve"> w jeden folder i mamy gotowy zasób. </w:t>
+      </w:r>
+      <w:r>
+        <w:t>Procesor</w:t>
+      </w:r>
+      <w:r>
+        <w:t xml:space="preserve"> DXF pobierze je z tego położenia i przełoży na wektory do bazy wektorowej wyciągając z nich możliwie wszystkie informacje (kilka stopni przetwarzania).</w:t>
+      </w:r>
+    </w:p>
+    <w:p/>
+    <w:p>
+      <w:pPr>
+        <w:ind w:firstLine="708"/>
+      </w:pPr>
+      <w:r>
+        <w:t xml:space="preserve">Można rozważać dodatkowe źródła takie jak PDF-y. Utworzyć bazę rysunków w formacie PDF, lub plików zawierających instrukcje </w:t>
+      </w:r>
+      <w:proofErr w:type="spellStart"/>
+      <w:r>
+        <w:t>KrokPoKroku</w:t>
+      </w:r>
+      <w:proofErr w:type="spellEnd"/>
+      <w:r>
+        <w:t xml:space="preserve"> choć przy tych ostatnich jeszcze bym się wstrzymał. Wiąże się to bowiem z napisaniem procesora rozpoznawania obrazu, który byłby do naszych zastosowań o wiele za ciężki i dając nie aż tak wiele jak się spodziewamy ogromnie </w:t>
+      </w:r>
+      <w:r>
+        <w:t>zawłaszczałby</w:t>
+      </w:r>
+      <w:r>
+        <w:t xml:space="preserve"> moc obliczeniową i przestrzeń pamięci. Dopóki nie znajdę innego sposobu przetwarzania zdjęć jeszcze bym tego nie zaczynał. Co nie oznacza, że nie jest to możliwe.</w:t>
+      </w:r>
+    </w:p>
+    <w:p/>
+    <w:p>
+      <w:pPr>
+        <w:pStyle w:val="Nagwek1"/>
+      </w:pPr>
+      <w:proofErr w:type="spellStart"/>
+      <w:r>
+        <w:lastRenderedPageBreak/>
+        <w:t>Embeding</w:t>
+      </w:r>
+      <w:proofErr w:type="spellEnd"/>
+      <w:r>
+        <w:t>:</w:t>
+      </w:r>
+    </w:p>
+    <w:p>
+      <w:pPr>
+        <w:ind w:firstLine="708"/>
+      </w:pPr>
+      <w:r>
+        <w:t xml:space="preserve">Co to jest </w:t>
+      </w:r>
+      <w:proofErr w:type="spellStart"/>
+      <w:r>
+        <w:t>embeding</w:t>
+      </w:r>
+      <w:proofErr w:type="spellEnd"/>
+      <w:r>
+        <w:t xml:space="preserve">? </w:t>
+      </w:r>
+      <w:proofErr w:type="spellStart"/>
+      <w:r>
+        <w:t>Embedding</w:t>
+      </w:r>
+      <w:proofErr w:type="spellEnd"/>
+      <w:r>
+        <w:t xml:space="preserve"> to reprezentacja danych (np. tekstu, obrazu, dźwięku) w postaci wektora o wysokim wymiarze, który zachowuje istotne cechy oryginalnych danych. W kontekście przetwarzania języka naturalnego (NLP) i uczenia maszynowego, </w:t>
+      </w:r>
+      <w:proofErr w:type="spellStart"/>
+      <w:r>
+        <w:t>embeddingi</w:t>
+      </w:r>
+      <w:proofErr w:type="spellEnd"/>
+      <w:r>
+        <w:t xml:space="preserve"> są używane do przekształcania słów, fraz lub dokumentów w numeryczne wektory, które mogą być przetwarzane przez algorytmy uczenia maszynowego. </w:t>
+      </w:r>
+      <w:proofErr w:type="spellStart"/>
+      <w:r>
+        <w:t>Embeddingi</w:t>
+      </w:r>
+      <w:proofErr w:type="spellEnd"/>
+      <w:r>
+        <w:t xml:space="preserve"> są fundamentem wielu zaawansowanych technik NLP, umożliwiając komputerom "rozumienie" języka na poziomie semantycznym. W naszym projekcie przewiduje napisanie dwóch tak zwanych </w:t>
+      </w:r>
+      <w:r>
+        <w:rPr>
+          <w:b/>
+          <w:bCs/>
+          <w:i/>
+          <w:iCs/>
+        </w:rPr>
+        <w:t>procesorów</w:t>
+      </w:r>
+      <w:r>
+        <w:t>, które będziemy na poziomie wektorowym sumować a kluczem indeksującym będzie kod produktu.</w:t>
+      </w:r>
+    </w:p>
+    <w:p/>
+    <w:p>
+      <w:pPr>
+        <w:pStyle w:val="Nagwek1"/>
+      </w:pPr>
+      <w:r>
+        <w:t>Baza wektorowa:</w:t>
+      </w:r>
+    </w:p>
+    <w:p>
+      <w:pPr>
+        <w:ind w:firstLine="708"/>
+      </w:pPr>
+      <w:r>
+        <w:t xml:space="preserve">Baza wektorowa (ang. </w:t>
+      </w:r>
+      <w:proofErr w:type="spellStart"/>
+      <w:r>
+        <w:rPr>
+          <w:i/>
+          <w:iCs/>
+        </w:rPr>
+        <w:t>vector</w:t>
+      </w:r>
+      <w:proofErr w:type="spellEnd"/>
+      <w:r>
+        <w:rPr>
+          <w:i/>
+          <w:iCs/>
+        </w:rPr>
+        <w:t xml:space="preserve"> </w:t>
+      </w:r>
+      <w:proofErr w:type="spellStart"/>
+      <w:r>
+        <w:rPr>
+          <w:i/>
+          <w:iCs/>
+        </w:rPr>
+        <w:t>database</w:t>
+      </w:r>
+      <w:proofErr w:type="spellEnd"/>
+      <w:r>
+        <w:t xml:space="preserve">) to system przechowywania i wyszukiwania danych w postaci wektorów, czyli numerycznych reprezentacji obiektów (np. tekstu, obrazów, dźwięku). Jest szczególnie użyteczna w przetwarzaniu języka naturalnego (NLP), wyszukiwaniu informacji i uczeniu maszynowym, gdzie tradycyjne bazy danych mogą być niewystarczające. Zamiast tekstu lub innych surowych danych, baza przechowuje ich wektorowe reprezentacje (np. </w:t>
+      </w:r>
+      <w:proofErr w:type="spellStart"/>
+      <w:r>
+        <w:t>embeddingi</w:t>
+      </w:r>
+      <w:proofErr w:type="spellEnd"/>
+      <w:r>
+        <w:t xml:space="preserve">). Umożliwia efektywne wyszukiwanie najbliższych sąsiadów (ang. </w:t>
+      </w:r>
+      <w:proofErr w:type="spellStart"/>
+      <w:r>
+        <w:rPr>
+          <w:i/>
+          <w:iCs/>
+        </w:rPr>
+        <w:t>nearest</w:t>
+      </w:r>
+      <w:proofErr w:type="spellEnd"/>
+      <w:r>
+        <w:rPr>
+          <w:i/>
+          <w:iCs/>
+        </w:rPr>
+        <w:t xml:space="preserve"> </w:t>
+      </w:r>
+      <w:proofErr w:type="spellStart"/>
+      <w:r>
+        <w:rPr>
+          <w:i/>
+          <w:iCs/>
+        </w:rPr>
+        <w:t>neighbors</w:t>
+      </w:r>
+      <w:proofErr w:type="spellEnd"/>
+      <w:r>
+        <w:t>) na podstawie odległości między wektorami (np. za pomocą metryk takich jak cosinus podobieństwa).</w:t>
+      </w:r>
+    </w:p>
+    <w:p>
+      <w:pPr>
+        <w:ind w:firstLine="708"/>
+      </w:pPr>
+      <w:r>
+        <w:t>Bazy wektorowe są kluczowym narzędziem w nowoczesnym przetwarzaniu danych, umożliwiając zaawansowane zadania związane z podobieństwem i semantyką.</w:t>
+      </w:r>
+    </w:p>
+    <w:p>
+      <w:pPr>
+        <w:pStyle w:val="Nagwek1"/>
+      </w:pPr>
+      <w:r>
+        <w:t>Integracja bazy wektorowej z LLM</w:t>
+      </w:r>
+    </w:p>
+    <w:p/>
+    <w:p>
+      <w:pPr>
+        <w:ind w:firstLine="708"/>
+      </w:pPr>
+      <w:r>
+        <w:t>Skrypt integrujący. Integracja bazy wektorowej z modelem językowym (LLM) pozwala na wykorzystanie zalet obu technologii, tworząc potężne narzędzie do przetwarzania języka naturalnego (NLP). Oto jak to działa i jakie korzyści przynosi:</w:t>
+      </w:r>
+    </w:p>
+    <w:p>
+      <w:pPr>
+        <w:ind w:firstLine="708"/>
+      </w:pPr>
+      <w:r>
+        <w:t xml:space="preserve">Użytkownik zadaje pytanie lub podaje tekst do porównania. LLM generuje nowy </w:t>
+      </w:r>
+      <w:proofErr w:type="spellStart"/>
+      <w:r>
+        <w:t>embedding</w:t>
+      </w:r>
+      <w:proofErr w:type="spellEnd"/>
+      <w:r>
+        <w:t xml:space="preserve"> dla zapytania. Baza wektorowa wyszukuje najbliższe sąsiednie wektory (podobne teksty) na podstawie odległości (np. cosinus podobieństwa).</w:t>
+      </w:r>
+    </w:p>
+    <w:p>
+      <w:r>
+        <w:rPr>
+          <w:b/>
+          <w:bCs/>
+        </w:rPr>
+        <w:t>Odpowiedź</w:t>
+      </w:r>
+      <w:r>
+        <w:t>:</w:t>
+      </w:r>
+      <w:r>
+        <w:t xml:space="preserve"> </w:t>
+      </w:r>
+      <w:r>
+        <w:t>LLM analizuje wyniki wyszukiwania i generuje odpowiedź, np. podsumowanie, porównanie lub kontekst.</w:t>
+      </w:r>
+    </w:p>
+    <w:p>
+      <w:pPr>
+        <w:ind w:firstLine="708"/>
+      </w:pPr>
+      <w:r>
+        <w:t>Integracja bazy wektorowej z LLM otwiera nowe możliwości w inteligentnym przetwarzaniu języka, łącząc moc modeli językowych z efektywnością wyszukiwania semantycznego.</w:t>
+      </w:r>
+    </w:p>
+    <w:p>
+      <w:pPr>
+        <w:pStyle w:val="Nagwek1"/>
+      </w:pPr>
+      <w:r>
+        <w:lastRenderedPageBreak/>
+        <w:t>Bielik </w:t>
+      </w:r>
+    </w:p>
+    <w:p>
+      <w:pPr>
+        <w:ind w:firstLine="708"/>
+      </w:pPr>
+      <w:r>
+        <w:t xml:space="preserve">Jako model LLM zdecydowałem się na Bielika. Bielik został wytrenowany głównie na polskich danych, co oznacza, że lepiej rozumie niuanse języka polskiego, kulturę i konteksty lokalne. To sprawia, że jego odpowiedzi są bardziej naturalne i trafne dla polskiego </w:t>
+      </w:r>
+      <w:r>
+        <w:t>użytkownika. Bielik</w:t>
+      </w:r>
+      <w:r>
+        <w:t xml:space="preserve"> zawsze informuje, jeśli nie zna odpowiedzi lub jeśli jego odpowiedzi mogą być niepewne. Nie zmyśla ani nie wprowadza w błąd, co zwiększa zaufanie do jego </w:t>
+      </w:r>
+      <w:r>
+        <w:t>odpowiedzi. I</w:t>
+      </w:r>
+      <w:r>
+        <w:t xml:space="preserve"> ostatnie najważniejsze Bielik jest całkowicie darmowy. Autorzy wręcz zachęcają do pobierania odpowiadających nam modeli i dostosowywania do własnych potrzeb.</w:t>
+      </w:r>
+      <w:r>
+        <w:br/>
+      </w:r>
+    </w:p>
+    <w:p>
+      <w:pPr>
+        <w:pStyle w:val="Nagwek1"/>
+      </w:pPr>
+      <w:r>
+        <w:t>Interface z biblioteki “</w:t>
+      </w:r>
+      <w:proofErr w:type="spellStart"/>
+      <w:r>
+        <w:t>gradio</w:t>
+      </w:r>
+      <w:proofErr w:type="spellEnd"/>
+      <w:r>
+        <w:t xml:space="preserve"> (Web </w:t>
+      </w:r>
+      <w:proofErr w:type="spellStart"/>
+      <w:r>
+        <w:t>Interfaces</w:t>
+      </w:r>
+      <w:proofErr w:type="spellEnd"/>
+      <w:r>
+        <w:t>)”</w:t>
+      </w:r>
+    </w:p>
+    <w:p>
+      <w:pPr>
+        <w:ind w:firstLine="708"/>
+      </w:pPr>
+      <w:r>
+        <w:t xml:space="preserve">Zadawanie pytań i czytanie odpowiedzi. </w:t>
+      </w:r>
+      <w:proofErr w:type="spellStart"/>
+      <w:r>
+        <w:t>Graidento</w:t>
+      </w:r>
+      <w:proofErr w:type="spellEnd"/>
+      <w:r>
+        <w:t xml:space="preserve"> to biblioteka </w:t>
+      </w:r>
+      <w:proofErr w:type="spellStart"/>
+      <w:r>
+        <w:t>Python</w:t>
+      </w:r>
+      <w:proofErr w:type="spellEnd"/>
+      <w:r>
+        <w:t xml:space="preserve"> używana do tworzenia interaktywnych interfejsów użytkownika (UI) dla modeli i funkcji. Jest szczególnie popularna wśród naukowców danych, inżynierów ML i twórców oprogramowania, którzy chcą udostępnić swoje modele w przystępny sposób.</w:t>
+      </w:r>
+    </w:p>
+    <w:p>
+      <w:pPr>
+        <w:rPr>
+          <w:b/>
+          <w:bCs/>
+        </w:rPr>
+      </w:pPr>
+      <w:r>
+        <w:rPr>
+          <w:b/>
+          <w:bCs/>
+        </w:rPr>
+        <w:t xml:space="preserve">Kluczowe cechy </w:t>
+      </w:r>
+      <w:proofErr w:type="spellStart"/>
+      <w:r>
+        <w:rPr>
+          <w:b/>
+          <w:bCs/>
+        </w:rPr>
+        <w:t>Graidento</w:t>
+      </w:r>
+      <w:proofErr w:type="spellEnd"/>
+      <w:r>
+        <w:rPr>
+          <w:b/>
+          <w:bCs/>
+        </w:rPr>
+        <w:t>:</w:t>
+      </w:r>
+    </w:p>
+    <w:p>
+      <w:pPr>
+        <w:numPr>
+          <w:ilvl w:val="0"/>
+          <w:numId w:val="2"/>
+        </w:numPr>
+      </w:pPr>
+      <w:r>
+        <w:rPr>
+          <w:b/>
+          <w:bCs/>
+        </w:rPr>
+        <w:t>Prostota użycia</w:t>
+      </w:r>
+      <w:r>
+        <w:t>:</w:t>
+      </w:r>
+    </w:p>
+    <w:p>
+      <w:pPr>
+        <w:numPr>
+          <w:ilvl w:val="1"/>
+          <w:numId w:val="2"/>
+        </w:numPr>
+      </w:pPr>
+      <w:r>
+        <w:t>Wymaga minimalnego kodu do stworzenia działającej aplikacji webowej.</w:t>
+      </w:r>
+    </w:p>
+    <w:p>
+      <w:pPr>
+        <w:numPr>
+          <w:ilvl w:val="1"/>
+          <w:numId w:val="2"/>
+        </w:numPr>
+      </w:pPr>
+      <w:r>
+        <w:t>Automatycznie generuje formularze na podstawie parametrów funkcji.</w:t>
+      </w:r>
+    </w:p>
+    <w:p>
+      <w:pPr>
+        <w:numPr>
+          <w:ilvl w:val="0"/>
+          <w:numId w:val="2"/>
+        </w:numPr>
+      </w:pPr>
+      <w:r>
+        <w:rPr>
+          <w:b/>
+          <w:bCs/>
+        </w:rPr>
+        <w:t>Interaktywność</w:t>
+      </w:r>
+      <w:r>
+        <w:t>:</w:t>
+      </w:r>
+    </w:p>
+    <w:p>
+      <w:pPr>
+        <w:numPr>
+          <w:ilvl w:val="1"/>
+          <w:numId w:val="2"/>
+        </w:numPr>
+      </w:pPr>
+      <w:r>
+        <w:t>Umożliwia użytkownikom wprowadzanie danych i natychmiastowe otrzymywanie wyników.</w:t>
+      </w:r>
+    </w:p>
+    <w:p>
+      <w:pPr>
+        <w:numPr>
+          <w:ilvl w:val="1"/>
+          <w:numId w:val="2"/>
+        </w:numPr>
+      </w:pPr>
+      <w:r>
+        <w:t>Obsługuje różne typy danych (liczby, tekst, obrazy, itp.).</w:t>
+      </w:r>
+    </w:p>
+    <w:p>
+      <w:pPr>
+        <w:numPr>
+          <w:ilvl w:val="0"/>
+          <w:numId w:val="2"/>
+        </w:numPr>
+      </w:pPr>
+      <w:r>
+        <w:rPr>
+          <w:b/>
+          <w:bCs/>
+        </w:rPr>
+        <w:t>Wsparcie dla modeli ML</w:t>
+      </w:r>
+      <w:r>
+        <w:t>:</w:t>
+      </w:r>
+    </w:p>
+    <w:p>
+      <w:pPr>
+        <w:numPr>
+          <w:ilvl w:val="1"/>
+          <w:numId w:val="2"/>
+        </w:numPr>
+      </w:pPr>
+      <w:r>
+        <w:t xml:space="preserve">Łatwa integracja z modelami </w:t>
+      </w:r>
+      <w:proofErr w:type="spellStart"/>
+      <w:r>
+        <w:t>Python</w:t>
+      </w:r>
+      <w:proofErr w:type="spellEnd"/>
+      <w:r>
+        <w:t xml:space="preserve"> (np. </w:t>
+      </w:r>
+      <w:proofErr w:type="spellStart"/>
+      <w:r>
+        <w:t>TensorFlow</w:t>
+      </w:r>
+      <w:proofErr w:type="spellEnd"/>
+      <w:r>
+        <w:t xml:space="preserve">, </w:t>
+      </w:r>
+      <w:proofErr w:type="spellStart"/>
+      <w:r>
+        <w:t>PyTorch</w:t>
+      </w:r>
+      <w:proofErr w:type="spellEnd"/>
+      <w:r>
+        <w:t xml:space="preserve">, </w:t>
+      </w:r>
+      <w:proofErr w:type="spellStart"/>
+      <w:r>
+        <w:t>scikit-learn</w:t>
+      </w:r>
+      <w:proofErr w:type="spellEnd"/>
+      <w:r>
+        <w:t>).</w:t>
+      </w:r>
+    </w:p>
+    <w:p>
+      <w:pPr>
+        <w:numPr>
+          <w:ilvl w:val="1"/>
+          <w:numId w:val="2"/>
+        </w:numPr>
+      </w:pPr>
+      <w:r>
+        <w:t>Możliwość wizualizacji wyników (wykresy, tabele).</w:t>
+      </w:r>
+    </w:p>
+    <w:p>
+      <w:pPr>
+        <w:numPr>
+          <w:ilvl w:val="0"/>
+          <w:numId w:val="2"/>
+        </w:numPr>
+      </w:pPr>
+      <w:proofErr w:type="spellStart"/>
+      <w:r>
+        <w:rPr>
+          <w:b/>
+          <w:bCs/>
+        </w:rPr>
+        <w:t>Deploy</w:t>
+      </w:r>
+      <w:proofErr w:type="spellEnd"/>
+      <w:r>
+        <w:t>:</w:t>
+      </w:r>
+    </w:p>
+    <w:p>
+      <w:pPr>
+        <w:numPr>
+          <w:ilvl w:val="1"/>
+          <w:numId w:val="2"/>
+        </w:numPr>
+      </w:pPr>
+      <w:r>
+        <w:t xml:space="preserve">Aplikacje </w:t>
+      </w:r>
+      <w:proofErr w:type="spellStart"/>
+      <w:r>
+        <w:t>Graidento</w:t>
+      </w:r>
+      <w:proofErr w:type="spellEnd"/>
+      <w:r>
+        <w:t xml:space="preserve"> można łatwo wdrożyć lokalnie lub na chmurze (np. Heroku, AWS).</w:t>
+      </w:r>
+    </w:p>
+    <w:p>
+      <w:pPr>
+        <w:numPr>
+          <w:ilvl w:val="1"/>
+          <w:numId w:val="2"/>
+        </w:numPr>
+      </w:pPr>
+      <w:r>
+        <w:t>Obsługa konteneryzacji (Docker).</w:t>
+      </w:r>
+    </w:p>
+    <w:p>
+      <w:pPr>
+        <w:numPr>
+          <w:ilvl w:val="0"/>
+          <w:numId w:val="2"/>
+        </w:numPr>
+      </w:pPr>
+      <w:r>
+        <w:rPr>
+          <w:b/>
+          <w:bCs/>
+        </w:rPr>
+        <w:t>Rozszerzalność</w:t>
+      </w:r>
+      <w:r>
+        <w:t>:</w:t>
+      </w:r>
+    </w:p>
+    <w:p>
+      <w:pPr>
+        <w:numPr>
+          <w:ilvl w:val="1"/>
+          <w:numId w:val="2"/>
+        </w:numPr>
+      </w:pPr>
+      <w:r>
+        <w:t>Możliwość dostosowania wyglądu i funkcjonalności za pomocą CSS i JavaScript.</w:t>
+      </w:r>
+    </w:p>
+    <w:p>
+      <w:pPr>
+        <w:numPr>
+          <w:ilvl w:val="1"/>
+          <w:numId w:val="2"/>
+        </w:numPr>
+      </w:pPr>
+      <w:r>
+        <w:t>Wsparcie dla autentykacji użytkowników i baz danych.</w:t>
+      </w:r>
+    </w:p>
+    <w:p>
+      <w:pPr>
+        <w:pStyle w:val="Nagwek1"/>
+      </w:pPr>
+      <w:r>
+        <w:lastRenderedPageBreak/>
+        <w:t>Koszty:</w:t>
+      </w:r>
+    </w:p>
+    <w:p>
+      <w:pPr>
+        <w:ind w:firstLine="708"/>
+      </w:pPr>
       <w:r>
         <w:t xml:space="preserve">Budowa lokalnego serwera AI dla firmy to inwestycja, która zwraca się brakiem opłat abonamentowych i pełnym bezpieczeństwem danych. Przygotowałem dwa warianty kosztorysu na marzec </w:t>
       </w:r>
@@ -21,7 +765,7 @@
           <w:b/>
           <w:bCs/>
         </w:rPr>
-        <w:t>"Performance"</w:t>
+        <w:t>"Super Serwer"</w:t>
       </w:r>
       <w:r>
         <w:t xml:space="preserve"> (dla maksymalnej szybkości i wielu użytkowników) oraz </w:t>
@@ -31,23 +775,7 @@
           <w:b/>
           <w:bCs/>
         </w:rPr>
-        <w:t>"</w:t>
-      </w:r>
-      <w:proofErr w:type="spellStart"/>
-      <w:r>
-        <w:rPr>
-          <w:b/>
-          <w:bCs/>
-        </w:rPr>
-        <w:t>Optimal</w:t>
-      </w:r>
-      <w:proofErr w:type="spellEnd"/>
-      <w:r>
-        <w:rPr>
-          <w:b/>
-          <w:bCs/>
-        </w:rPr>
-        <w:t>"</w:t>
+        <w:t>"Optymalny Serwer"</w:t>
       </w:r>
       <w:r>
         <w:t xml:space="preserve"> (najlepszy stosunek ceny do możliwości dla mniejszego zespołu).</w:t>
@@ -70,24 +798,18 @@
     </w:p>
     <w:p>
       <w:r>
-        <w:pict w14:anchorId="1B6612D4">
-          <v:rect id="_x0000_i1043" style="width:0;height:1.5pt" o:hralign="center" o:hrstd="t" o:hrnoshade="t" o:hr="t" fillcolor="gray" stroked="f"/>
+        <w:pict w14:anchorId="1517834D">
+          <v:rect id="_x0000_i1049" style="width:0;height:1.5pt" o:hralign="center" o:hrstd="t" o:hr="t" fillcolor="#a0a0a0" stroked="f"/>
         </w:pict>
       </w:r>
     </w:p>
     <w:p>
-      <w:pPr>
+      <w:r>
         <w:rPr>
           <w:b/>
           <w:bCs/>
         </w:rPr>
-      </w:pPr>
-      <w:r>
-        <w:rPr>
-          <w:b/>
-          <w:bCs/>
-        </w:rPr>
-        <w:t>Wariant 1: Performance (Nowoczesna stacja robocza)</w:t>
+        <w:t>Wariant 1: Super Serwer (Nowoczesna stacja robocza)</w:t>
       </w:r>
     </w:p>
     <w:p>
@@ -102,31 +824,31 @@
     <w:tbl>
       <w:tblPr>
         <w:tblW w:w="0" w:type="auto"/>
-        <w:tblCellSpacing w:w="15" w:type="dxa"/>
         <w:tblCellMar>
-          <w:left w:w="0" w:type="dxa"/>
-          <w:right w:w="0" w:type="dxa"/>
+          <w:top w:w="15" w:type="dxa"/>
+          <w:left w:w="15" w:type="dxa"/>
+          <w:bottom w:w="15" w:type="dxa"/>
+          <w:right w:w="15" w:type="dxa"/>
         </w:tblCellMar>
         <w:tblLook w:val="04A0" w:firstRow="1" w:lastRow="0" w:firstColumn="1" w:lastColumn="0" w:noHBand="0" w:noVBand="1"/>
       </w:tblPr>
       <w:tblGrid>
-        <w:gridCol w:w="2198"/>
-        <w:gridCol w:w="4299"/>
-        <w:gridCol w:w="2559"/>
+        <w:gridCol w:w="2157"/>
+        <w:gridCol w:w="4355"/>
+        <w:gridCol w:w="2550"/>
       </w:tblGrid>
       <w:tr>
         <w:trPr>
-          <w:tblHeader/>
-          <w:tblCellSpacing w:w="15" w:type="dxa"/>
+          <w:trHeight w:val="1080"/>
         </w:trPr>
         <w:tc>
           <w:tcPr>
             <w:tcW w:w="0" w:type="auto"/>
             <w:tcBorders>
-              <w:top w:val="single" w:sz="6" w:space="0" w:color="auto"/>
-              <w:left w:val="single" w:sz="6" w:space="0" w:color="auto"/>
-              <w:bottom w:val="single" w:sz="6" w:space="0" w:color="auto"/>
-              <w:right w:val="single" w:sz="6" w:space="0" w:color="auto"/>
+              <w:top w:val="single" w:sz="4" w:space="0" w:color="000000"/>
+              <w:left w:val="single" w:sz="4" w:space="0" w:color="000000"/>
+              <w:bottom w:val="single" w:sz="4" w:space="0" w:color="000000"/>
+              <w:right w:val="single" w:sz="4" w:space="0" w:color="000000"/>
             </w:tcBorders>
             <w:tcMar>
               <w:top w:w="240" w:type="dxa"/>
@@ -134,7 +856,6 @@
               <w:bottom w:w="240" w:type="dxa"/>
               <w:right w:w="180" w:type="dxa"/>
             </w:tcMar>
-            <w:vAlign w:val="center"/>
             <w:hideMark/>
           </w:tcPr>
           <w:p>
@@ -151,10 +872,10 @@
           <w:tcPr>
             <w:tcW w:w="0" w:type="auto"/>
             <w:tcBorders>
-              <w:top w:val="single" w:sz="6" w:space="0" w:color="auto"/>
-              <w:left w:val="single" w:sz="6" w:space="0" w:color="auto"/>
-              <w:bottom w:val="single" w:sz="6" w:space="0" w:color="auto"/>
-              <w:right w:val="single" w:sz="6" w:space="0" w:color="auto"/>
+              <w:top w:val="single" w:sz="4" w:space="0" w:color="000000"/>
+              <w:left w:val="single" w:sz="4" w:space="0" w:color="000000"/>
+              <w:bottom w:val="single" w:sz="4" w:space="0" w:color="000000"/>
+              <w:right w:val="single" w:sz="4" w:space="0" w:color="000000"/>
             </w:tcBorders>
             <w:tcMar>
               <w:top w:w="240" w:type="dxa"/>
@@ -162,7 +883,6 @@
               <w:bottom w:w="240" w:type="dxa"/>
               <w:right w:w="180" w:type="dxa"/>
             </w:tcMar>
-            <w:vAlign w:val="center"/>
             <w:hideMark/>
           </w:tcPr>
           <w:p>
@@ -179,10 +899,10 @@
           <w:tcPr>
             <w:tcW w:w="0" w:type="auto"/>
             <w:tcBorders>
-              <w:top w:val="single" w:sz="6" w:space="0" w:color="auto"/>
-              <w:left w:val="single" w:sz="6" w:space="0" w:color="auto"/>
-              <w:bottom w:val="single" w:sz="6" w:space="0" w:color="auto"/>
-              <w:right w:val="single" w:sz="6" w:space="0" w:color="auto"/>
+              <w:top w:val="single" w:sz="4" w:space="0" w:color="000000"/>
+              <w:left w:val="single" w:sz="4" w:space="0" w:color="000000"/>
+              <w:bottom w:val="single" w:sz="4" w:space="0" w:color="000000"/>
+              <w:right w:val="single" w:sz="4" w:space="0" w:color="000000"/>
             </w:tcBorders>
             <w:tcMar>
               <w:top w:w="240" w:type="dxa"/>
@@ -190,7 +910,6 @@
               <w:bottom w:w="240" w:type="dxa"/>
               <w:right w:w="0" w:type="dxa"/>
             </w:tcMar>
-            <w:vAlign w:val="center"/>
             <w:hideMark/>
           </w:tcPr>
           <w:p>
@@ -206,16 +925,16 @@
       </w:tr>
       <w:tr>
         <w:trPr>
-          <w:tblCellSpacing w:w="15" w:type="dxa"/>
+          <w:trHeight w:val="1080"/>
         </w:trPr>
         <w:tc>
           <w:tcPr>
             <w:tcW w:w="0" w:type="auto"/>
             <w:tcBorders>
-              <w:top w:val="single" w:sz="6" w:space="0" w:color="auto"/>
-              <w:left w:val="single" w:sz="6" w:space="0" w:color="auto"/>
-              <w:bottom w:val="single" w:sz="6" w:space="0" w:color="auto"/>
-              <w:right w:val="single" w:sz="6" w:space="0" w:color="auto"/>
+              <w:top w:val="single" w:sz="4" w:space="0" w:color="000000"/>
+              <w:left w:val="single" w:sz="4" w:space="0" w:color="000000"/>
+              <w:bottom w:val="single" w:sz="4" w:space="0" w:color="000000"/>
+              <w:right w:val="single" w:sz="4" w:space="0" w:color="000000"/>
             </w:tcBorders>
             <w:tcMar>
               <w:top w:w="240" w:type="dxa"/>
@@ -223,7 +942,6 @@
               <w:bottom w:w="240" w:type="dxa"/>
               <w:right w:w="180" w:type="dxa"/>
             </w:tcMar>
-            <w:vAlign w:val="center"/>
             <w:hideMark/>
           </w:tcPr>
           <w:p>
@@ -240,10 +958,10 @@
           <w:tcPr>
             <w:tcW w:w="0" w:type="auto"/>
             <w:tcBorders>
-              <w:top w:val="single" w:sz="6" w:space="0" w:color="auto"/>
-              <w:left w:val="single" w:sz="6" w:space="0" w:color="auto"/>
-              <w:bottom w:val="single" w:sz="6" w:space="0" w:color="auto"/>
-              <w:right w:val="single" w:sz="6" w:space="0" w:color="auto"/>
+              <w:top w:val="single" w:sz="4" w:space="0" w:color="000000"/>
+              <w:left w:val="single" w:sz="4" w:space="0" w:color="000000"/>
+              <w:bottom w:val="single" w:sz="4" w:space="0" w:color="000000"/>
+              <w:right w:val="single" w:sz="4" w:space="0" w:color="000000"/>
             </w:tcBorders>
             <w:tcMar>
               <w:top w:w="240" w:type="dxa"/>
@@ -251,7 +969,6 @@
               <w:bottom w:w="240" w:type="dxa"/>
               <w:right w:w="180" w:type="dxa"/>
             </w:tcMar>
-            <w:vAlign w:val="center"/>
             <w:hideMark/>
           </w:tcPr>
           <w:p>
@@ -268,10 +985,10 @@
           <w:tcPr>
             <w:tcW w:w="0" w:type="auto"/>
             <w:tcBorders>
-              <w:top w:val="single" w:sz="6" w:space="0" w:color="auto"/>
-              <w:left w:val="single" w:sz="6" w:space="0" w:color="auto"/>
-              <w:bottom w:val="single" w:sz="6" w:space="0" w:color="auto"/>
-              <w:right w:val="single" w:sz="6" w:space="0" w:color="auto"/>
+              <w:top w:val="single" w:sz="4" w:space="0" w:color="000000"/>
+              <w:left w:val="single" w:sz="4" w:space="0" w:color="000000"/>
+              <w:bottom w:val="single" w:sz="4" w:space="0" w:color="000000"/>
+              <w:right w:val="single" w:sz="4" w:space="0" w:color="000000"/>
             </w:tcBorders>
             <w:tcMar>
               <w:top w:w="240" w:type="dxa"/>
@@ -279,7 +996,6 @@
               <w:bottom w:w="240" w:type="dxa"/>
               <w:right w:w="0" w:type="dxa"/>
             </w:tcMar>
-            <w:vAlign w:val="center"/>
             <w:hideMark/>
           </w:tcPr>
           <w:p>
@@ -291,16 +1007,16 @@
       </w:tr>
       <w:tr>
         <w:trPr>
-          <w:tblCellSpacing w:w="15" w:type="dxa"/>
+          <w:trHeight w:val="1080"/>
         </w:trPr>
         <w:tc>
           <w:tcPr>
             <w:tcW w:w="0" w:type="auto"/>
             <w:tcBorders>
-              <w:top w:val="single" w:sz="6" w:space="0" w:color="auto"/>
-              <w:left w:val="single" w:sz="6" w:space="0" w:color="auto"/>
-              <w:bottom w:val="single" w:sz="6" w:space="0" w:color="auto"/>
-              <w:right w:val="single" w:sz="6" w:space="0" w:color="auto"/>
+              <w:top w:val="single" w:sz="4" w:space="0" w:color="000000"/>
+              <w:left w:val="single" w:sz="4" w:space="0" w:color="000000"/>
+              <w:bottom w:val="single" w:sz="4" w:space="0" w:color="000000"/>
+              <w:right w:val="single" w:sz="4" w:space="0" w:color="000000"/>
             </w:tcBorders>
             <w:tcMar>
               <w:top w:w="240" w:type="dxa"/>
@@ -308,7 +1024,6 @@
               <w:bottom w:w="240" w:type="dxa"/>
               <w:right w:w="180" w:type="dxa"/>
             </w:tcMar>
-            <w:vAlign w:val="center"/>
             <w:hideMark/>
           </w:tcPr>
           <w:p>
@@ -325,10 +1040,10 @@
           <w:tcPr>
             <w:tcW w:w="0" w:type="auto"/>
             <w:tcBorders>
-              <w:top w:val="single" w:sz="6" w:space="0" w:color="auto"/>
-              <w:left w:val="single" w:sz="6" w:space="0" w:color="auto"/>
-              <w:bottom w:val="single" w:sz="6" w:space="0" w:color="auto"/>
-              <w:right w:val="single" w:sz="6" w:space="0" w:color="auto"/>
+              <w:top w:val="single" w:sz="4" w:space="0" w:color="000000"/>
+              <w:left w:val="single" w:sz="4" w:space="0" w:color="000000"/>
+              <w:bottom w:val="single" w:sz="4" w:space="0" w:color="000000"/>
+              <w:right w:val="single" w:sz="4" w:space="0" w:color="000000"/>
             </w:tcBorders>
             <w:tcMar>
               <w:top w:w="240" w:type="dxa"/>
@@ -336,7 +1051,6 @@
               <w:bottom w:w="240" w:type="dxa"/>
               <w:right w:w="180" w:type="dxa"/>
             </w:tcMar>
-            <w:vAlign w:val="center"/>
             <w:hideMark/>
           </w:tcPr>
           <w:p>
@@ -365,10 +1079,10 @@
           <w:tcPr>
             <w:tcW w:w="0" w:type="auto"/>
             <w:tcBorders>
-              <w:top w:val="single" w:sz="6" w:space="0" w:color="auto"/>
-              <w:left w:val="single" w:sz="6" w:space="0" w:color="auto"/>
-              <w:bottom w:val="single" w:sz="6" w:space="0" w:color="auto"/>
-              <w:right w:val="single" w:sz="6" w:space="0" w:color="auto"/>
+              <w:top w:val="single" w:sz="4" w:space="0" w:color="000000"/>
+              <w:left w:val="single" w:sz="4" w:space="0" w:color="000000"/>
+              <w:bottom w:val="single" w:sz="4" w:space="0" w:color="000000"/>
+              <w:right w:val="single" w:sz="4" w:space="0" w:color="000000"/>
             </w:tcBorders>
             <w:tcMar>
               <w:top w:w="240" w:type="dxa"/>
@@ -376,7 +1090,6 @@
               <w:bottom w:w="240" w:type="dxa"/>
               <w:right w:w="0" w:type="dxa"/>
             </w:tcMar>
-            <w:vAlign w:val="center"/>
             <w:hideMark/>
           </w:tcPr>
           <w:p>
@@ -388,16 +1101,16 @@
       </w:tr>
       <w:tr>
         <w:trPr>
-          <w:tblCellSpacing w:w="15" w:type="dxa"/>
+          <w:trHeight w:val="795"/>
         </w:trPr>
         <w:tc>
           <w:tcPr>
             <w:tcW w:w="0" w:type="auto"/>
             <w:tcBorders>
-              <w:top w:val="single" w:sz="6" w:space="0" w:color="auto"/>
-              <w:left w:val="single" w:sz="6" w:space="0" w:color="auto"/>
-              <w:bottom w:val="single" w:sz="6" w:space="0" w:color="auto"/>
-              <w:right w:val="single" w:sz="6" w:space="0" w:color="auto"/>
+              <w:top w:val="single" w:sz="4" w:space="0" w:color="000000"/>
+              <w:left w:val="single" w:sz="4" w:space="0" w:color="000000"/>
+              <w:bottom w:val="single" w:sz="4" w:space="0" w:color="000000"/>
+              <w:right w:val="single" w:sz="4" w:space="0" w:color="000000"/>
             </w:tcBorders>
             <w:tcMar>
               <w:top w:w="240" w:type="dxa"/>
@@ -405,7 +1118,6 @@
               <w:bottom w:w="240" w:type="dxa"/>
               <w:right w:w="180" w:type="dxa"/>
             </w:tcMar>
-            <w:vAlign w:val="center"/>
             <w:hideMark/>
           </w:tcPr>
           <w:p>
@@ -422,10 +1134,10 @@
           <w:tcPr>
             <w:tcW w:w="0" w:type="auto"/>
             <w:tcBorders>
-              <w:top w:val="single" w:sz="6" w:space="0" w:color="auto"/>
-              <w:left w:val="single" w:sz="6" w:space="0" w:color="auto"/>
-              <w:bottom w:val="single" w:sz="6" w:space="0" w:color="auto"/>
-              <w:right w:val="single" w:sz="6" w:space="0" w:color="auto"/>
+              <w:top w:val="single" w:sz="4" w:space="0" w:color="000000"/>
+              <w:left w:val="single" w:sz="4" w:space="0" w:color="000000"/>
+              <w:bottom w:val="single" w:sz="4" w:space="0" w:color="000000"/>
+              <w:right w:val="single" w:sz="4" w:space="0" w:color="000000"/>
             </w:tcBorders>
             <w:tcMar>
               <w:top w:w="240" w:type="dxa"/>
@@ -433,7 +1145,6 @@
               <w:bottom w:w="240" w:type="dxa"/>
               <w:right w:w="180" w:type="dxa"/>
             </w:tcMar>
-            <w:vAlign w:val="center"/>
             <w:hideMark/>
           </w:tcPr>
           <w:p>
@@ -446,10 +1157,10 @@
           <w:tcPr>
             <w:tcW w:w="0" w:type="auto"/>
             <w:tcBorders>
-              <w:top w:val="single" w:sz="6" w:space="0" w:color="auto"/>
-              <w:left w:val="single" w:sz="6" w:space="0" w:color="auto"/>
-              <w:bottom w:val="single" w:sz="6" w:space="0" w:color="auto"/>
-              <w:right w:val="single" w:sz="6" w:space="0" w:color="auto"/>
+              <w:top w:val="single" w:sz="4" w:space="0" w:color="000000"/>
+              <w:left w:val="single" w:sz="4" w:space="0" w:color="000000"/>
+              <w:bottom w:val="single" w:sz="4" w:space="0" w:color="000000"/>
+              <w:right w:val="single" w:sz="4" w:space="0" w:color="000000"/>
             </w:tcBorders>
             <w:tcMar>
               <w:top w:w="240" w:type="dxa"/>
@@ -457,7 +1168,6 @@
               <w:bottom w:w="240" w:type="dxa"/>
               <w:right w:w="0" w:type="dxa"/>
             </w:tcMar>
-            <w:vAlign w:val="center"/>
             <w:hideMark/>
           </w:tcPr>
           <w:p>
@@ -469,16 +1179,16 @@
       </w:tr>
       <w:tr>
         <w:trPr>
-          <w:tblCellSpacing w:w="15" w:type="dxa"/>
+          <w:trHeight w:val="1080"/>
         </w:trPr>
         <w:tc>
           <w:tcPr>
             <w:tcW w:w="0" w:type="auto"/>
             <w:tcBorders>
-              <w:top w:val="single" w:sz="6" w:space="0" w:color="auto"/>
-              <w:left w:val="single" w:sz="6" w:space="0" w:color="auto"/>
-              <w:bottom w:val="single" w:sz="6" w:space="0" w:color="auto"/>
-              <w:right w:val="single" w:sz="6" w:space="0" w:color="auto"/>
+              <w:top w:val="single" w:sz="4" w:space="0" w:color="000000"/>
+              <w:left w:val="single" w:sz="4" w:space="0" w:color="000000"/>
+              <w:bottom w:val="single" w:sz="4" w:space="0" w:color="000000"/>
+              <w:right w:val="single" w:sz="4" w:space="0" w:color="000000"/>
             </w:tcBorders>
             <w:tcMar>
               <w:top w:w="240" w:type="dxa"/>
@@ -486,7 +1196,6 @@
               <w:bottom w:w="240" w:type="dxa"/>
               <w:right w:w="180" w:type="dxa"/>
             </w:tcMar>
-            <w:vAlign w:val="center"/>
             <w:hideMark/>
           </w:tcPr>
           <w:p>
@@ -503,10 +1212,10 @@
           <w:tcPr>
             <w:tcW w:w="0" w:type="auto"/>
             <w:tcBorders>
-              <w:top w:val="single" w:sz="6" w:space="0" w:color="auto"/>
-              <w:left w:val="single" w:sz="6" w:space="0" w:color="auto"/>
-              <w:bottom w:val="single" w:sz="6" w:space="0" w:color="auto"/>
-              <w:right w:val="single" w:sz="6" w:space="0" w:color="auto"/>
+              <w:top w:val="single" w:sz="4" w:space="0" w:color="000000"/>
+              <w:left w:val="single" w:sz="4" w:space="0" w:color="000000"/>
+              <w:bottom w:val="single" w:sz="4" w:space="0" w:color="000000"/>
+              <w:right w:val="single" w:sz="4" w:space="0" w:color="000000"/>
             </w:tcBorders>
             <w:tcMar>
               <w:top w:w="240" w:type="dxa"/>
@@ -514,7 +1223,6 @@
               <w:bottom w:w="240" w:type="dxa"/>
               <w:right w:w="180" w:type="dxa"/>
             </w:tcMar>
-            <w:vAlign w:val="center"/>
             <w:hideMark/>
           </w:tcPr>
           <w:p>
@@ -549,10 +1257,10 @@
           <w:tcPr>
             <w:tcW w:w="0" w:type="auto"/>
             <w:tcBorders>
-              <w:top w:val="single" w:sz="6" w:space="0" w:color="auto"/>
-              <w:left w:val="single" w:sz="6" w:space="0" w:color="auto"/>
-              <w:bottom w:val="single" w:sz="6" w:space="0" w:color="auto"/>
-              <w:right w:val="single" w:sz="6" w:space="0" w:color="auto"/>
+              <w:top w:val="single" w:sz="4" w:space="0" w:color="000000"/>
+              <w:left w:val="single" w:sz="4" w:space="0" w:color="000000"/>
+              <w:bottom w:val="single" w:sz="4" w:space="0" w:color="000000"/>
+              <w:right w:val="single" w:sz="4" w:space="0" w:color="000000"/>
             </w:tcBorders>
             <w:tcMar>
               <w:top w:w="240" w:type="dxa"/>
@@ -560,7 +1268,6 @@
               <w:bottom w:w="240" w:type="dxa"/>
               <w:right w:w="0" w:type="dxa"/>
             </w:tcMar>
-            <w:vAlign w:val="center"/>
             <w:hideMark/>
           </w:tcPr>
           <w:p>
@@ -572,16 +1279,16 @@
       </w:tr>
       <w:tr>
         <w:trPr>
-          <w:tblCellSpacing w:w="15" w:type="dxa"/>
+          <w:trHeight w:val="795"/>
         </w:trPr>
         <w:tc>
           <w:tcPr>
             <w:tcW w:w="0" w:type="auto"/>
             <w:tcBorders>
-              <w:top w:val="single" w:sz="6" w:space="0" w:color="auto"/>
-              <w:left w:val="single" w:sz="6" w:space="0" w:color="auto"/>
-              <w:bottom w:val="single" w:sz="6" w:space="0" w:color="auto"/>
-              <w:right w:val="single" w:sz="6" w:space="0" w:color="auto"/>
+              <w:top w:val="single" w:sz="4" w:space="0" w:color="000000"/>
+              <w:left w:val="single" w:sz="4" w:space="0" w:color="000000"/>
+              <w:bottom w:val="single" w:sz="4" w:space="0" w:color="000000"/>
+              <w:right w:val="single" w:sz="4" w:space="0" w:color="000000"/>
             </w:tcBorders>
             <w:tcMar>
               <w:top w:w="240" w:type="dxa"/>
@@ -589,7 +1296,6 @@
               <w:bottom w:w="240" w:type="dxa"/>
               <w:right w:w="180" w:type="dxa"/>
             </w:tcMar>
-            <w:vAlign w:val="center"/>
             <w:hideMark/>
           </w:tcPr>
           <w:p>
@@ -606,10 +1312,10 @@
           <w:tcPr>
             <w:tcW w:w="0" w:type="auto"/>
             <w:tcBorders>
-              <w:top w:val="single" w:sz="6" w:space="0" w:color="auto"/>
-              <w:left w:val="single" w:sz="6" w:space="0" w:color="auto"/>
-              <w:bottom w:val="single" w:sz="6" w:space="0" w:color="auto"/>
-              <w:right w:val="single" w:sz="6" w:space="0" w:color="auto"/>
+              <w:top w:val="single" w:sz="4" w:space="0" w:color="000000"/>
+              <w:left w:val="single" w:sz="4" w:space="0" w:color="000000"/>
+              <w:bottom w:val="single" w:sz="4" w:space="0" w:color="000000"/>
+              <w:right w:val="single" w:sz="4" w:space="0" w:color="000000"/>
             </w:tcBorders>
             <w:tcMar>
               <w:top w:w="240" w:type="dxa"/>
@@ -617,7 +1323,6 @@
               <w:bottom w:w="240" w:type="dxa"/>
               <w:right w:w="180" w:type="dxa"/>
             </w:tcMar>
-            <w:vAlign w:val="center"/>
             <w:hideMark/>
           </w:tcPr>
           <w:p>
@@ -630,10 +1335,10 @@
           <w:tcPr>
             <w:tcW w:w="0" w:type="auto"/>
             <w:tcBorders>
-              <w:top w:val="single" w:sz="6" w:space="0" w:color="auto"/>
-              <w:left w:val="single" w:sz="6" w:space="0" w:color="auto"/>
-              <w:bottom w:val="single" w:sz="6" w:space="0" w:color="auto"/>
-              <w:right w:val="single" w:sz="6" w:space="0" w:color="auto"/>
+              <w:top w:val="single" w:sz="4" w:space="0" w:color="000000"/>
+              <w:left w:val="single" w:sz="4" w:space="0" w:color="000000"/>
+              <w:bottom w:val="single" w:sz="4" w:space="0" w:color="000000"/>
+              <w:right w:val="single" w:sz="4" w:space="0" w:color="000000"/>
             </w:tcBorders>
             <w:tcMar>
               <w:top w:w="240" w:type="dxa"/>
@@ -641,7 +1346,6 @@
               <w:bottom w:w="240" w:type="dxa"/>
               <w:right w:w="0" w:type="dxa"/>
             </w:tcMar>
-            <w:vAlign w:val="center"/>
             <w:hideMark/>
           </w:tcPr>
           <w:p>
@@ -653,16 +1357,16 @@
       </w:tr>
       <w:tr>
         <w:trPr>
-          <w:tblCellSpacing w:w="15" w:type="dxa"/>
+          <w:trHeight w:val="795"/>
         </w:trPr>
         <w:tc>
           <w:tcPr>
             <w:tcW w:w="0" w:type="auto"/>
             <w:tcBorders>
-              <w:top w:val="single" w:sz="6" w:space="0" w:color="auto"/>
-              <w:left w:val="single" w:sz="6" w:space="0" w:color="auto"/>
-              <w:bottom w:val="single" w:sz="6" w:space="0" w:color="auto"/>
-              <w:right w:val="single" w:sz="6" w:space="0" w:color="auto"/>
+              <w:top w:val="single" w:sz="4" w:space="0" w:color="000000"/>
+              <w:left w:val="single" w:sz="4" w:space="0" w:color="000000"/>
+              <w:bottom w:val="single" w:sz="4" w:space="0" w:color="000000"/>
+              <w:right w:val="single" w:sz="4" w:space="0" w:color="000000"/>
             </w:tcBorders>
             <w:tcMar>
               <w:top w:w="240" w:type="dxa"/>
@@ -670,7 +1374,6 @@
               <w:bottom w:w="240" w:type="dxa"/>
               <w:right w:w="180" w:type="dxa"/>
             </w:tcMar>
-            <w:vAlign w:val="center"/>
             <w:hideMark/>
           </w:tcPr>
           <w:p>
@@ -679,6 +1382,7 @@
                 <w:b/>
                 <w:bCs/>
               </w:rPr>
+              <w:lastRenderedPageBreak/>
               <w:t>Zasilacz</w:t>
             </w:r>
           </w:p>
@@ -687,10 +1391,10 @@
           <w:tcPr>
             <w:tcW w:w="0" w:type="auto"/>
             <w:tcBorders>
-              <w:top w:val="single" w:sz="6" w:space="0" w:color="auto"/>
-              <w:left w:val="single" w:sz="6" w:space="0" w:color="auto"/>
-              <w:bottom w:val="single" w:sz="6" w:space="0" w:color="auto"/>
-              <w:right w:val="single" w:sz="6" w:space="0" w:color="auto"/>
+              <w:top w:val="single" w:sz="4" w:space="0" w:color="000000"/>
+              <w:left w:val="single" w:sz="4" w:space="0" w:color="000000"/>
+              <w:bottom w:val="single" w:sz="4" w:space="0" w:color="000000"/>
+              <w:right w:val="single" w:sz="4" w:space="0" w:color="000000"/>
             </w:tcBorders>
             <w:tcMar>
               <w:top w:w="240" w:type="dxa"/>
@@ -698,7 +1402,6 @@
               <w:bottom w:w="240" w:type="dxa"/>
               <w:right w:w="180" w:type="dxa"/>
             </w:tcMar>
-            <w:vAlign w:val="center"/>
             <w:hideMark/>
           </w:tcPr>
           <w:p>
@@ -711,10 +1414,10 @@
           <w:tcPr>
             <w:tcW w:w="0" w:type="auto"/>
             <w:tcBorders>
-              <w:top w:val="single" w:sz="6" w:space="0" w:color="auto"/>
-              <w:left w:val="single" w:sz="6" w:space="0" w:color="auto"/>
-              <w:bottom w:val="single" w:sz="6" w:space="0" w:color="auto"/>
-              <w:right w:val="single" w:sz="6" w:space="0" w:color="auto"/>
+              <w:top w:val="single" w:sz="4" w:space="0" w:color="000000"/>
+              <w:left w:val="single" w:sz="4" w:space="0" w:color="000000"/>
+              <w:bottom w:val="single" w:sz="4" w:space="0" w:color="000000"/>
+              <w:right w:val="single" w:sz="4" w:space="0" w:color="000000"/>
             </w:tcBorders>
             <w:tcMar>
               <w:top w:w="240" w:type="dxa"/>
@@ -722,7 +1425,6 @@
               <w:bottom w:w="240" w:type="dxa"/>
               <w:right w:w="0" w:type="dxa"/>
             </w:tcMar>
-            <w:vAlign w:val="center"/>
             <w:hideMark/>
           </w:tcPr>
           <w:p>
@@ -734,16 +1436,16 @@
       </w:tr>
       <w:tr>
         <w:trPr>
-          <w:tblCellSpacing w:w="15" w:type="dxa"/>
+          <w:trHeight w:val="1080"/>
         </w:trPr>
         <w:tc>
           <w:tcPr>
             <w:tcW w:w="0" w:type="auto"/>
             <w:tcBorders>
-              <w:top w:val="single" w:sz="6" w:space="0" w:color="auto"/>
-              <w:left w:val="single" w:sz="6" w:space="0" w:color="auto"/>
-              <w:bottom w:val="single" w:sz="6" w:space="0" w:color="auto"/>
-              <w:right w:val="single" w:sz="6" w:space="0" w:color="auto"/>
+              <w:top w:val="single" w:sz="4" w:space="0" w:color="000000"/>
+              <w:left w:val="single" w:sz="4" w:space="0" w:color="000000"/>
+              <w:bottom w:val="single" w:sz="4" w:space="0" w:color="000000"/>
+              <w:right w:val="single" w:sz="4" w:space="0" w:color="000000"/>
             </w:tcBorders>
             <w:tcMar>
               <w:top w:w="240" w:type="dxa"/>
@@ -751,7 +1453,6 @@
               <w:bottom w:w="240" w:type="dxa"/>
               <w:right w:w="180" w:type="dxa"/>
             </w:tcMar>
-            <w:vAlign w:val="center"/>
             <w:hideMark/>
           </w:tcPr>
           <w:p>
@@ -768,10 +1469,10 @@
           <w:tcPr>
             <w:tcW w:w="0" w:type="auto"/>
             <w:tcBorders>
-              <w:top w:val="single" w:sz="6" w:space="0" w:color="auto"/>
-              <w:left w:val="single" w:sz="6" w:space="0" w:color="auto"/>
-              <w:bottom w:val="single" w:sz="6" w:space="0" w:color="auto"/>
-              <w:right w:val="single" w:sz="6" w:space="0" w:color="auto"/>
+              <w:top w:val="single" w:sz="4" w:space="0" w:color="000000"/>
+              <w:left w:val="single" w:sz="4" w:space="0" w:color="000000"/>
+              <w:bottom w:val="single" w:sz="4" w:space="0" w:color="000000"/>
+              <w:right w:val="single" w:sz="4" w:space="0" w:color="000000"/>
             </w:tcBorders>
             <w:tcMar>
               <w:top w:w="240" w:type="dxa"/>
@@ -779,7 +1480,6 @@
               <w:bottom w:w="240" w:type="dxa"/>
               <w:right w:w="180" w:type="dxa"/>
             </w:tcMar>
-            <w:vAlign w:val="center"/>
             <w:hideMark/>
           </w:tcPr>
           <w:p>
@@ -800,10 +1500,10 @@
           <w:tcPr>
             <w:tcW w:w="0" w:type="auto"/>
             <w:tcBorders>
-              <w:top w:val="single" w:sz="6" w:space="0" w:color="auto"/>
-              <w:left w:val="single" w:sz="6" w:space="0" w:color="auto"/>
-              <w:bottom w:val="single" w:sz="6" w:space="0" w:color="auto"/>
-              <w:right w:val="single" w:sz="6" w:space="0" w:color="auto"/>
+              <w:top w:val="single" w:sz="4" w:space="0" w:color="000000"/>
+              <w:left w:val="single" w:sz="4" w:space="0" w:color="000000"/>
+              <w:bottom w:val="single" w:sz="4" w:space="0" w:color="000000"/>
+              <w:right w:val="single" w:sz="4" w:space="0" w:color="000000"/>
             </w:tcBorders>
             <w:tcMar>
               <w:top w:w="240" w:type="dxa"/>
@@ -811,7 +1511,6 @@
               <w:bottom w:w="240" w:type="dxa"/>
               <w:right w:w="0" w:type="dxa"/>
             </w:tcMar>
-            <w:vAlign w:val="center"/>
             <w:hideMark/>
           </w:tcPr>
           <w:p>
@@ -823,16 +1522,16 @@
       </w:tr>
       <w:tr>
         <w:trPr>
-          <w:tblCellSpacing w:w="15" w:type="dxa"/>
+          <w:trHeight w:val="795"/>
         </w:trPr>
         <w:tc>
           <w:tcPr>
             <w:tcW w:w="0" w:type="auto"/>
             <w:tcBorders>
-              <w:top w:val="single" w:sz="6" w:space="0" w:color="auto"/>
-              <w:left w:val="single" w:sz="6" w:space="0" w:color="auto"/>
-              <w:bottom w:val="single" w:sz="6" w:space="0" w:color="auto"/>
-              <w:right w:val="single" w:sz="6" w:space="0" w:color="auto"/>
+              <w:top w:val="single" w:sz="4" w:space="0" w:color="000000"/>
+              <w:left w:val="single" w:sz="4" w:space="0" w:color="000000"/>
+              <w:bottom w:val="single" w:sz="4" w:space="0" w:color="000000"/>
+              <w:right w:val="single" w:sz="4" w:space="0" w:color="000000"/>
             </w:tcBorders>
             <w:tcMar>
               <w:top w:w="240" w:type="dxa"/>
@@ -840,7 +1539,6 @@
               <w:bottom w:w="240" w:type="dxa"/>
               <w:right w:w="180" w:type="dxa"/>
             </w:tcMar>
-            <w:vAlign w:val="center"/>
             <w:hideMark/>
           </w:tcPr>
           <w:p>
@@ -857,10 +1555,10 @@
           <w:tcPr>
             <w:tcW w:w="0" w:type="auto"/>
             <w:tcBorders>
-              <w:top w:val="single" w:sz="6" w:space="0" w:color="auto"/>
-              <w:left w:val="single" w:sz="6" w:space="0" w:color="auto"/>
-              <w:bottom w:val="single" w:sz="6" w:space="0" w:color="auto"/>
-              <w:right w:val="single" w:sz="6" w:space="0" w:color="auto"/>
+              <w:top w:val="single" w:sz="4" w:space="0" w:color="000000"/>
+              <w:left w:val="single" w:sz="4" w:space="0" w:color="000000"/>
+              <w:bottom w:val="single" w:sz="4" w:space="0" w:color="000000"/>
+              <w:right w:val="single" w:sz="4" w:space="0" w:color="000000"/>
             </w:tcBorders>
             <w:tcMar>
               <w:top w:w="240" w:type="dxa"/>
@@ -868,7 +1566,6 @@
               <w:bottom w:w="240" w:type="dxa"/>
               <w:right w:w="180" w:type="dxa"/>
             </w:tcMar>
-            <w:vAlign w:val="center"/>
             <w:hideMark/>
           </w:tcPr>
           <w:p/>
@@ -877,10 +1574,10 @@
           <w:tcPr>
             <w:tcW w:w="0" w:type="auto"/>
             <w:tcBorders>
-              <w:top w:val="single" w:sz="6" w:space="0" w:color="auto"/>
-              <w:left w:val="single" w:sz="6" w:space="0" w:color="auto"/>
-              <w:bottom w:val="single" w:sz="6" w:space="0" w:color="auto"/>
-              <w:right w:val="single" w:sz="6" w:space="0" w:color="auto"/>
+              <w:top w:val="single" w:sz="4" w:space="0" w:color="000000"/>
+              <w:left w:val="single" w:sz="4" w:space="0" w:color="000000"/>
+              <w:bottom w:val="single" w:sz="4" w:space="0" w:color="000000"/>
+              <w:right w:val="single" w:sz="4" w:space="0" w:color="000000"/>
             </w:tcBorders>
             <w:tcMar>
               <w:top w:w="240" w:type="dxa"/>
@@ -888,7 +1585,6 @@
               <w:bottom w:w="240" w:type="dxa"/>
               <w:right w:w="0" w:type="dxa"/>
             </w:tcMar>
-            <w:vAlign w:val="center"/>
             <w:hideMark/>
           </w:tcPr>
           <w:p>
@@ -905,42 +1601,21 @@
     </w:tbl>
     <w:p>
       <w:r>
-        <w:pict w14:anchorId="35ED0976">
-          <v:rect id="_x0000_i1044" style="width:0;height:1.5pt" o:hralign="center" o:hrstd="t" o:hrnoshade="t" o:hr="t" fillcolor="gray" stroked="f"/>
+        <w:pict w14:anchorId="4214DAF8">
+          <v:rect id="_x0000_i1050" style="width:0;height:1.5pt" o:hralign="center" o:hrstd="t" o:hr="t" fillcolor="#a0a0a0" stroked="f"/>
         </w:pict>
       </w:r>
     </w:p>
-    <w:p/>
-    <w:p>
-      <w:pPr>
+    <w:p>
+      <w:r>
+        <w:t> </w:t>
+      </w:r>
+      <w:r>
         <w:rPr>
           <w:b/>
           <w:bCs/>
         </w:rPr>
-      </w:pPr>
-      <w:r>
-        <w:rPr>
-          <w:b/>
-          <w:bCs/>
-        </w:rPr>
-        <w:lastRenderedPageBreak/>
-        <w:t xml:space="preserve">Wariant 2: </w:t>
-      </w:r>
-      <w:proofErr w:type="spellStart"/>
-      <w:r>
-        <w:rPr>
-          <w:b/>
-          <w:bCs/>
-        </w:rPr>
-        <w:t>Optimal</w:t>
-      </w:r>
-      <w:proofErr w:type="spellEnd"/>
-      <w:r>
-        <w:rPr>
-          <w:b/>
-          <w:bCs/>
-        </w:rPr>
-        <w:t xml:space="preserve"> (Budżetowy i solidny)</w:t>
+        <w:t>Wariant 2: Optymalny Serwer (Budżetowy i solidny)</w:t>
       </w:r>
     </w:p>
     <w:p>
@@ -955,31 +1630,31 @@
     <w:tbl>
       <w:tblPr>
         <w:tblW w:w="0" w:type="auto"/>
-        <w:tblCellSpacing w:w="15" w:type="dxa"/>
         <w:tblCellMar>
-          <w:left w:w="0" w:type="dxa"/>
-          <w:right w:w="0" w:type="dxa"/>
+          <w:top w:w="15" w:type="dxa"/>
+          <w:left w:w="15" w:type="dxa"/>
+          <w:bottom w:w="15" w:type="dxa"/>
+          <w:right w:w="15" w:type="dxa"/>
         </w:tblCellMar>
         <w:tblLook w:val="04A0" w:firstRow="1" w:lastRow="0" w:firstColumn="1" w:lastColumn="0" w:noHBand="0" w:noVBand="1"/>
       </w:tblPr>
       <w:tblGrid>
-        <w:gridCol w:w="2119"/>
-        <w:gridCol w:w="4504"/>
-        <w:gridCol w:w="2433"/>
+        <w:gridCol w:w="2081"/>
+        <w:gridCol w:w="4554"/>
+        <w:gridCol w:w="2427"/>
       </w:tblGrid>
       <w:tr>
         <w:trPr>
-          <w:tblHeader/>
-          <w:tblCellSpacing w:w="15" w:type="dxa"/>
+          <w:trHeight w:val="1080"/>
         </w:trPr>
         <w:tc>
           <w:tcPr>
             <w:tcW w:w="0" w:type="auto"/>
             <w:tcBorders>
-              <w:top w:val="single" w:sz="6" w:space="0" w:color="auto"/>
-              <w:left w:val="single" w:sz="6" w:space="0" w:color="auto"/>
-              <w:bottom w:val="single" w:sz="6" w:space="0" w:color="auto"/>
-              <w:right w:val="single" w:sz="6" w:space="0" w:color="auto"/>
+              <w:top w:val="single" w:sz="4" w:space="0" w:color="000000"/>
+              <w:left w:val="single" w:sz="4" w:space="0" w:color="000000"/>
+              <w:bottom w:val="single" w:sz="4" w:space="0" w:color="000000"/>
+              <w:right w:val="single" w:sz="4" w:space="0" w:color="000000"/>
             </w:tcBorders>
             <w:tcMar>
               <w:top w:w="240" w:type="dxa"/>
@@ -987,7 +1662,6 @@
               <w:bottom w:w="240" w:type="dxa"/>
               <w:right w:w="180" w:type="dxa"/>
             </w:tcMar>
-            <w:vAlign w:val="center"/>
             <w:hideMark/>
           </w:tcPr>
           <w:p>
@@ -1004,10 +1678,10 @@
           <w:tcPr>
             <w:tcW w:w="0" w:type="auto"/>
             <w:tcBorders>
-              <w:top w:val="single" w:sz="6" w:space="0" w:color="auto"/>
-              <w:left w:val="single" w:sz="6" w:space="0" w:color="auto"/>
-              <w:bottom w:val="single" w:sz="6" w:space="0" w:color="auto"/>
-              <w:right w:val="single" w:sz="6" w:space="0" w:color="auto"/>
+              <w:top w:val="single" w:sz="4" w:space="0" w:color="000000"/>
+              <w:left w:val="single" w:sz="4" w:space="0" w:color="000000"/>
+              <w:bottom w:val="single" w:sz="4" w:space="0" w:color="000000"/>
+              <w:right w:val="single" w:sz="4" w:space="0" w:color="000000"/>
             </w:tcBorders>
             <w:tcMar>
               <w:top w:w="240" w:type="dxa"/>
@@ -1015,7 +1689,6 @@
               <w:bottom w:w="240" w:type="dxa"/>
               <w:right w:w="180" w:type="dxa"/>
             </w:tcMar>
-            <w:vAlign w:val="center"/>
             <w:hideMark/>
           </w:tcPr>
           <w:p>
@@ -1032,10 +1705,10 @@
           <w:tcPr>
             <w:tcW w:w="0" w:type="auto"/>
             <w:tcBorders>
-              <w:top w:val="single" w:sz="6" w:space="0" w:color="auto"/>
-              <w:left w:val="single" w:sz="6" w:space="0" w:color="auto"/>
-              <w:bottom w:val="single" w:sz="6" w:space="0" w:color="auto"/>
-              <w:right w:val="single" w:sz="6" w:space="0" w:color="auto"/>
+              <w:top w:val="single" w:sz="4" w:space="0" w:color="000000"/>
+              <w:left w:val="single" w:sz="4" w:space="0" w:color="000000"/>
+              <w:bottom w:val="single" w:sz="4" w:space="0" w:color="000000"/>
+              <w:right w:val="single" w:sz="4" w:space="0" w:color="000000"/>
             </w:tcBorders>
             <w:tcMar>
               <w:top w:w="240" w:type="dxa"/>
@@ -1043,7 +1716,6 @@
               <w:bottom w:w="240" w:type="dxa"/>
               <w:right w:w="0" w:type="dxa"/>
             </w:tcMar>
-            <w:vAlign w:val="center"/>
             <w:hideMark/>
           </w:tcPr>
           <w:p>
@@ -1059,16 +1731,16 @@
       </w:tr>
       <w:tr>
         <w:trPr>
-          <w:tblCellSpacing w:w="15" w:type="dxa"/>
+          <w:trHeight w:val="1080"/>
         </w:trPr>
         <w:tc>
           <w:tcPr>
             <w:tcW w:w="0" w:type="auto"/>
             <w:tcBorders>
-              <w:top w:val="single" w:sz="6" w:space="0" w:color="auto"/>
-              <w:left w:val="single" w:sz="6" w:space="0" w:color="auto"/>
-              <w:bottom w:val="single" w:sz="6" w:space="0" w:color="auto"/>
-              <w:right w:val="single" w:sz="6" w:space="0" w:color="auto"/>
+              <w:top w:val="single" w:sz="4" w:space="0" w:color="000000"/>
+              <w:left w:val="single" w:sz="4" w:space="0" w:color="000000"/>
+              <w:bottom w:val="single" w:sz="4" w:space="0" w:color="000000"/>
+              <w:right w:val="single" w:sz="4" w:space="0" w:color="000000"/>
             </w:tcBorders>
             <w:tcMar>
               <w:top w:w="240" w:type="dxa"/>
@@ -1076,7 +1748,6 @@
               <w:bottom w:w="240" w:type="dxa"/>
               <w:right w:w="180" w:type="dxa"/>
             </w:tcMar>
-            <w:vAlign w:val="center"/>
             <w:hideMark/>
           </w:tcPr>
           <w:p>
@@ -1093,10 +1764,10 @@
           <w:tcPr>
             <w:tcW w:w="0" w:type="auto"/>
             <w:tcBorders>
-              <w:top w:val="single" w:sz="6" w:space="0" w:color="auto"/>
-              <w:left w:val="single" w:sz="6" w:space="0" w:color="auto"/>
-              <w:bottom w:val="single" w:sz="6" w:space="0" w:color="auto"/>
-              <w:right w:val="single" w:sz="6" w:space="0" w:color="auto"/>
+              <w:top w:val="single" w:sz="4" w:space="0" w:color="000000"/>
+              <w:left w:val="single" w:sz="4" w:space="0" w:color="000000"/>
+              <w:bottom w:val="single" w:sz="4" w:space="0" w:color="000000"/>
+              <w:right w:val="single" w:sz="4" w:space="0" w:color="000000"/>
             </w:tcBorders>
             <w:tcMar>
               <w:top w:w="240" w:type="dxa"/>
@@ -1104,7 +1775,6 @@
               <w:bottom w:w="240" w:type="dxa"/>
               <w:right w:w="180" w:type="dxa"/>
             </w:tcMar>
-            <w:vAlign w:val="center"/>
             <w:hideMark/>
           </w:tcPr>
           <w:p>
@@ -1130,10 +1800,10 @@
           <w:tcPr>
             <w:tcW w:w="0" w:type="auto"/>
             <w:tcBorders>
-              <w:top w:val="single" w:sz="6" w:space="0" w:color="auto"/>
-              <w:left w:val="single" w:sz="6" w:space="0" w:color="auto"/>
-              <w:bottom w:val="single" w:sz="6" w:space="0" w:color="auto"/>
-              <w:right w:val="single" w:sz="6" w:space="0" w:color="auto"/>
+              <w:top w:val="single" w:sz="4" w:space="0" w:color="000000"/>
+              <w:left w:val="single" w:sz="4" w:space="0" w:color="000000"/>
+              <w:bottom w:val="single" w:sz="4" w:space="0" w:color="000000"/>
+              <w:right w:val="single" w:sz="4" w:space="0" w:color="000000"/>
             </w:tcBorders>
             <w:tcMar>
               <w:top w:w="240" w:type="dxa"/>
@@ -1141,7 +1811,6 @@
               <w:bottom w:w="240" w:type="dxa"/>
               <w:right w:w="0" w:type="dxa"/>
             </w:tcMar>
-            <w:vAlign w:val="center"/>
             <w:hideMark/>
           </w:tcPr>
           <w:p>
@@ -1153,16 +1822,16 @@
       </w:tr>
       <w:tr>
         <w:trPr>
-          <w:tblCellSpacing w:w="15" w:type="dxa"/>
+          <w:trHeight w:val="795"/>
         </w:trPr>
         <w:tc>
           <w:tcPr>
             <w:tcW w:w="0" w:type="auto"/>
             <w:tcBorders>
-              <w:top w:val="single" w:sz="6" w:space="0" w:color="auto"/>
-              <w:left w:val="single" w:sz="6" w:space="0" w:color="auto"/>
-              <w:bottom w:val="single" w:sz="6" w:space="0" w:color="auto"/>
-              <w:right w:val="single" w:sz="6" w:space="0" w:color="auto"/>
+              <w:top w:val="single" w:sz="4" w:space="0" w:color="000000"/>
+              <w:left w:val="single" w:sz="4" w:space="0" w:color="000000"/>
+              <w:bottom w:val="single" w:sz="4" w:space="0" w:color="000000"/>
+              <w:right w:val="single" w:sz="4" w:space="0" w:color="000000"/>
             </w:tcBorders>
             <w:tcMar>
               <w:top w:w="240" w:type="dxa"/>
@@ -1170,7 +1839,6 @@
               <w:bottom w:w="240" w:type="dxa"/>
               <w:right w:w="180" w:type="dxa"/>
             </w:tcMar>
-            <w:vAlign w:val="center"/>
             <w:hideMark/>
           </w:tcPr>
           <w:p>
@@ -1187,10 +1855,10 @@
           <w:tcPr>
             <w:tcW w:w="0" w:type="auto"/>
             <w:tcBorders>
-              <w:top w:val="single" w:sz="6" w:space="0" w:color="auto"/>
-              <w:left w:val="single" w:sz="6" w:space="0" w:color="auto"/>
-              <w:bottom w:val="single" w:sz="6" w:space="0" w:color="auto"/>
-              <w:right w:val="single" w:sz="6" w:space="0" w:color="auto"/>
+              <w:top w:val="single" w:sz="4" w:space="0" w:color="000000"/>
+              <w:left w:val="single" w:sz="4" w:space="0" w:color="000000"/>
+              <w:bottom w:val="single" w:sz="4" w:space="0" w:color="000000"/>
+              <w:right w:val="single" w:sz="4" w:space="0" w:color="000000"/>
             </w:tcBorders>
             <w:tcMar>
               <w:top w:w="240" w:type="dxa"/>
@@ -1198,7 +1866,6 @@
               <w:bottom w:w="240" w:type="dxa"/>
               <w:right w:w="180" w:type="dxa"/>
             </w:tcMar>
-            <w:vAlign w:val="center"/>
             <w:hideMark/>
           </w:tcPr>
           <w:p>
@@ -1227,10 +1894,10 @@
           <w:tcPr>
             <w:tcW w:w="0" w:type="auto"/>
             <w:tcBorders>
-              <w:top w:val="single" w:sz="6" w:space="0" w:color="auto"/>
-              <w:left w:val="single" w:sz="6" w:space="0" w:color="auto"/>
-              <w:bottom w:val="single" w:sz="6" w:space="0" w:color="auto"/>
-              <w:right w:val="single" w:sz="6" w:space="0" w:color="auto"/>
+              <w:top w:val="single" w:sz="4" w:space="0" w:color="000000"/>
+              <w:left w:val="single" w:sz="4" w:space="0" w:color="000000"/>
+              <w:bottom w:val="single" w:sz="4" w:space="0" w:color="000000"/>
+              <w:right w:val="single" w:sz="4" w:space="0" w:color="000000"/>
             </w:tcBorders>
             <w:tcMar>
               <w:top w:w="240" w:type="dxa"/>
@@ -1238,7 +1905,6 @@
               <w:bottom w:w="240" w:type="dxa"/>
               <w:right w:w="0" w:type="dxa"/>
             </w:tcMar>
-            <w:vAlign w:val="center"/>
             <w:hideMark/>
           </w:tcPr>
           <w:p>
@@ -1250,16 +1916,16 @@
       </w:tr>
       <w:tr>
         <w:trPr>
-          <w:tblCellSpacing w:w="15" w:type="dxa"/>
+          <w:trHeight w:val="795"/>
         </w:trPr>
         <w:tc>
           <w:tcPr>
             <w:tcW w:w="0" w:type="auto"/>
             <w:tcBorders>
-              <w:top w:val="single" w:sz="6" w:space="0" w:color="auto"/>
-              <w:left w:val="single" w:sz="6" w:space="0" w:color="auto"/>
-              <w:bottom w:val="single" w:sz="6" w:space="0" w:color="auto"/>
-              <w:right w:val="single" w:sz="6" w:space="0" w:color="auto"/>
+              <w:top w:val="single" w:sz="4" w:space="0" w:color="000000"/>
+              <w:left w:val="single" w:sz="4" w:space="0" w:color="000000"/>
+              <w:bottom w:val="single" w:sz="4" w:space="0" w:color="000000"/>
+              <w:right w:val="single" w:sz="4" w:space="0" w:color="000000"/>
             </w:tcBorders>
             <w:tcMar>
               <w:top w:w="240" w:type="dxa"/>
@@ -1267,7 +1933,6 @@
               <w:bottom w:w="240" w:type="dxa"/>
               <w:right w:w="180" w:type="dxa"/>
             </w:tcMar>
-            <w:vAlign w:val="center"/>
             <w:hideMark/>
           </w:tcPr>
           <w:p>
@@ -1284,10 +1949,10 @@
           <w:tcPr>
             <w:tcW w:w="0" w:type="auto"/>
             <w:tcBorders>
-              <w:top w:val="single" w:sz="6" w:space="0" w:color="auto"/>
-              <w:left w:val="single" w:sz="6" w:space="0" w:color="auto"/>
-              <w:bottom w:val="single" w:sz="6" w:space="0" w:color="auto"/>
-              <w:right w:val="single" w:sz="6" w:space="0" w:color="auto"/>
+              <w:top w:val="single" w:sz="4" w:space="0" w:color="000000"/>
+              <w:left w:val="single" w:sz="4" w:space="0" w:color="000000"/>
+              <w:bottom w:val="single" w:sz="4" w:space="0" w:color="000000"/>
+              <w:right w:val="single" w:sz="4" w:space="0" w:color="000000"/>
             </w:tcBorders>
             <w:tcMar>
               <w:top w:w="240" w:type="dxa"/>
@@ -1295,7 +1960,6 @@
               <w:bottom w:w="240" w:type="dxa"/>
               <w:right w:w="180" w:type="dxa"/>
             </w:tcMar>
-            <w:vAlign w:val="center"/>
             <w:hideMark/>
           </w:tcPr>
           <w:p>
@@ -1308,10 +1972,10 @@
           <w:tcPr>
             <w:tcW w:w="0" w:type="auto"/>
             <w:tcBorders>
-              <w:top w:val="single" w:sz="6" w:space="0" w:color="auto"/>
-              <w:left w:val="single" w:sz="6" w:space="0" w:color="auto"/>
-              <w:bottom w:val="single" w:sz="6" w:space="0" w:color="auto"/>
-              <w:right w:val="single" w:sz="6" w:space="0" w:color="auto"/>
+              <w:top w:val="single" w:sz="4" w:space="0" w:color="000000"/>
+              <w:left w:val="single" w:sz="4" w:space="0" w:color="000000"/>
+              <w:bottom w:val="single" w:sz="4" w:space="0" w:color="000000"/>
+              <w:right w:val="single" w:sz="4" w:space="0" w:color="000000"/>
             </w:tcBorders>
             <w:tcMar>
               <w:top w:w="240" w:type="dxa"/>
@@ -1319,7 +1983,6 @@
               <w:bottom w:w="240" w:type="dxa"/>
               <w:right w:w="0" w:type="dxa"/>
             </w:tcMar>
-            <w:vAlign w:val="center"/>
             <w:hideMark/>
           </w:tcPr>
           <w:p>
@@ -1331,16 +1994,16 @@
       </w:tr>
       <w:tr>
         <w:trPr>
-          <w:tblCellSpacing w:w="15" w:type="dxa"/>
+          <w:trHeight w:val="795"/>
         </w:trPr>
         <w:tc>
           <w:tcPr>
             <w:tcW w:w="0" w:type="auto"/>
             <w:tcBorders>
-              <w:top w:val="single" w:sz="6" w:space="0" w:color="auto"/>
-              <w:left w:val="single" w:sz="6" w:space="0" w:color="auto"/>
-              <w:bottom w:val="single" w:sz="6" w:space="0" w:color="auto"/>
-              <w:right w:val="single" w:sz="6" w:space="0" w:color="auto"/>
+              <w:top w:val="single" w:sz="4" w:space="0" w:color="000000"/>
+              <w:left w:val="single" w:sz="4" w:space="0" w:color="000000"/>
+              <w:bottom w:val="single" w:sz="4" w:space="0" w:color="000000"/>
+              <w:right w:val="single" w:sz="4" w:space="0" w:color="000000"/>
             </w:tcBorders>
             <w:tcMar>
               <w:top w:w="240" w:type="dxa"/>
@@ -1348,7 +2011,6 @@
               <w:bottom w:w="240" w:type="dxa"/>
               <w:right w:w="180" w:type="dxa"/>
             </w:tcMar>
-            <w:vAlign w:val="center"/>
             <w:hideMark/>
           </w:tcPr>
           <w:p>
@@ -1365,10 +2027,10 @@
           <w:tcPr>
             <w:tcW w:w="0" w:type="auto"/>
             <w:tcBorders>
-              <w:top w:val="single" w:sz="6" w:space="0" w:color="auto"/>
-              <w:left w:val="single" w:sz="6" w:space="0" w:color="auto"/>
-              <w:bottom w:val="single" w:sz="6" w:space="0" w:color="auto"/>
-              <w:right w:val="single" w:sz="6" w:space="0" w:color="auto"/>
+              <w:top w:val="single" w:sz="4" w:space="0" w:color="000000"/>
+              <w:left w:val="single" w:sz="4" w:space="0" w:color="000000"/>
+              <w:bottom w:val="single" w:sz="4" w:space="0" w:color="000000"/>
+              <w:right w:val="single" w:sz="4" w:space="0" w:color="000000"/>
             </w:tcBorders>
             <w:tcMar>
               <w:top w:w="240" w:type="dxa"/>
@@ -1376,7 +2038,6 @@
               <w:bottom w:w="240" w:type="dxa"/>
               <w:right w:w="180" w:type="dxa"/>
             </w:tcMar>
-            <w:vAlign w:val="center"/>
             <w:hideMark/>
           </w:tcPr>
           <w:p>
@@ -1397,10 +2058,10 @@
           <w:tcPr>
             <w:tcW w:w="0" w:type="auto"/>
             <w:tcBorders>
-              <w:top w:val="single" w:sz="6" w:space="0" w:color="auto"/>
-              <w:left w:val="single" w:sz="6" w:space="0" w:color="auto"/>
-              <w:bottom w:val="single" w:sz="6" w:space="0" w:color="auto"/>
-              <w:right w:val="single" w:sz="6" w:space="0" w:color="auto"/>
+              <w:top w:val="single" w:sz="4" w:space="0" w:color="000000"/>
+              <w:left w:val="single" w:sz="4" w:space="0" w:color="000000"/>
+              <w:bottom w:val="single" w:sz="4" w:space="0" w:color="000000"/>
+              <w:right w:val="single" w:sz="4" w:space="0" w:color="000000"/>
             </w:tcBorders>
             <w:tcMar>
               <w:top w:w="240" w:type="dxa"/>
@@ -1408,7 +2069,6 @@
               <w:bottom w:w="240" w:type="dxa"/>
               <w:right w:w="0" w:type="dxa"/>
             </w:tcMar>
-            <w:vAlign w:val="center"/>
             <w:hideMark/>
           </w:tcPr>
           <w:p>
@@ -1420,16 +2080,16 @@
       </w:tr>
       <w:tr>
         <w:trPr>
-          <w:tblCellSpacing w:w="15" w:type="dxa"/>
+          <w:trHeight w:val="795"/>
         </w:trPr>
         <w:tc>
           <w:tcPr>
             <w:tcW w:w="0" w:type="auto"/>
             <w:tcBorders>
-              <w:top w:val="single" w:sz="6" w:space="0" w:color="auto"/>
-              <w:left w:val="single" w:sz="6" w:space="0" w:color="auto"/>
-              <w:bottom w:val="single" w:sz="6" w:space="0" w:color="auto"/>
-              <w:right w:val="single" w:sz="6" w:space="0" w:color="auto"/>
+              <w:top w:val="single" w:sz="4" w:space="0" w:color="000000"/>
+              <w:left w:val="single" w:sz="4" w:space="0" w:color="000000"/>
+              <w:bottom w:val="single" w:sz="4" w:space="0" w:color="000000"/>
+              <w:right w:val="single" w:sz="4" w:space="0" w:color="000000"/>
             </w:tcBorders>
             <w:tcMar>
               <w:top w:w="240" w:type="dxa"/>
@@ -1437,7 +2097,6 @@
               <w:bottom w:w="240" w:type="dxa"/>
               <w:right w:w="180" w:type="dxa"/>
             </w:tcMar>
-            <w:vAlign w:val="center"/>
             <w:hideMark/>
           </w:tcPr>
           <w:p>
@@ -1454,10 +2113,10 @@
           <w:tcPr>
             <w:tcW w:w="0" w:type="auto"/>
             <w:tcBorders>
-              <w:top w:val="single" w:sz="6" w:space="0" w:color="auto"/>
-              <w:left w:val="single" w:sz="6" w:space="0" w:color="auto"/>
-              <w:bottom w:val="single" w:sz="6" w:space="0" w:color="auto"/>
-              <w:right w:val="single" w:sz="6" w:space="0" w:color="auto"/>
+              <w:top w:val="single" w:sz="4" w:space="0" w:color="000000"/>
+              <w:left w:val="single" w:sz="4" w:space="0" w:color="000000"/>
+              <w:bottom w:val="single" w:sz="4" w:space="0" w:color="000000"/>
+              <w:right w:val="single" w:sz="4" w:space="0" w:color="000000"/>
             </w:tcBorders>
             <w:tcMar>
               <w:top w:w="240" w:type="dxa"/>
@@ -1465,7 +2124,6 @@
               <w:bottom w:w="240" w:type="dxa"/>
               <w:right w:w="180" w:type="dxa"/>
             </w:tcMar>
-            <w:vAlign w:val="center"/>
             <w:hideMark/>
           </w:tcPr>
           <w:p>
@@ -1478,10 +2136,10 @@
           <w:tcPr>
             <w:tcW w:w="0" w:type="auto"/>
             <w:tcBorders>
-              <w:top w:val="single" w:sz="6" w:space="0" w:color="auto"/>
-              <w:left w:val="single" w:sz="6" w:space="0" w:color="auto"/>
-              <w:bottom w:val="single" w:sz="6" w:space="0" w:color="auto"/>
-              <w:right w:val="single" w:sz="6" w:space="0" w:color="auto"/>
+              <w:top w:val="single" w:sz="4" w:space="0" w:color="000000"/>
+              <w:left w:val="single" w:sz="4" w:space="0" w:color="000000"/>
+              <w:bottom w:val="single" w:sz="4" w:space="0" w:color="000000"/>
+              <w:right w:val="single" w:sz="4" w:space="0" w:color="000000"/>
             </w:tcBorders>
             <w:tcMar>
               <w:top w:w="240" w:type="dxa"/>
@@ -1489,7 +2147,6 @@
               <w:bottom w:w="240" w:type="dxa"/>
               <w:right w:w="0" w:type="dxa"/>
             </w:tcMar>
-            <w:vAlign w:val="center"/>
             <w:hideMark/>
           </w:tcPr>
           <w:p>
@@ -1501,16 +2158,16 @@
       </w:tr>
       <w:tr>
         <w:trPr>
-          <w:tblCellSpacing w:w="15" w:type="dxa"/>
+          <w:trHeight w:val="795"/>
         </w:trPr>
         <w:tc>
           <w:tcPr>
             <w:tcW w:w="0" w:type="auto"/>
             <w:tcBorders>
-              <w:top w:val="single" w:sz="6" w:space="0" w:color="auto"/>
-              <w:left w:val="single" w:sz="6" w:space="0" w:color="auto"/>
-              <w:bottom w:val="single" w:sz="6" w:space="0" w:color="auto"/>
-              <w:right w:val="single" w:sz="6" w:space="0" w:color="auto"/>
+              <w:top w:val="single" w:sz="4" w:space="0" w:color="000000"/>
+              <w:left w:val="single" w:sz="4" w:space="0" w:color="000000"/>
+              <w:bottom w:val="single" w:sz="4" w:space="0" w:color="000000"/>
+              <w:right w:val="single" w:sz="4" w:space="0" w:color="000000"/>
             </w:tcBorders>
             <w:tcMar>
               <w:top w:w="240" w:type="dxa"/>
@@ -1518,7 +2175,6 @@
               <w:bottom w:w="240" w:type="dxa"/>
               <w:right w:w="180" w:type="dxa"/>
             </w:tcMar>
-            <w:vAlign w:val="center"/>
             <w:hideMark/>
           </w:tcPr>
           <w:p>
@@ -1527,6 +2183,7 @@
                 <w:b/>
                 <w:bCs/>
               </w:rPr>
+              <w:lastRenderedPageBreak/>
               <w:t>Zasilacz</w:t>
             </w:r>
           </w:p>
@@ -1535,10 +2192,10 @@
           <w:tcPr>
             <w:tcW w:w="0" w:type="auto"/>
             <w:tcBorders>
-              <w:top w:val="single" w:sz="6" w:space="0" w:color="auto"/>
-              <w:left w:val="single" w:sz="6" w:space="0" w:color="auto"/>
-              <w:bottom w:val="single" w:sz="6" w:space="0" w:color="auto"/>
-              <w:right w:val="single" w:sz="6" w:space="0" w:color="auto"/>
+              <w:top w:val="single" w:sz="4" w:space="0" w:color="000000"/>
+              <w:left w:val="single" w:sz="4" w:space="0" w:color="000000"/>
+              <w:bottom w:val="single" w:sz="4" w:space="0" w:color="000000"/>
+              <w:right w:val="single" w:sz="4" w:space="0" w:color="000000"/>
             </w:tcBorders>
             <w:tcMar>
               <w:top w:w="240" w:type="dxa"/>
@@ -1546,7 +2203,6 @@
               <w:bottom w:w="240" w:type="dxa"/>
               <w:right w:w="180" w:type="dxa"/>
             </w:tcMar>
-            <w:vAlign w:val="center"/>
             <w:hideMark/>
           </w:tcPr>
           <w:p>
@@ -1559,10 +2215,10 @@
           <w:tcPr>
             <w:tcW w:w="0" w:type="auto"/>
             <w:tcBorders>
-              <w:top w:val="single" w:sz="6" w:space="0" w:color="auto"/>
-              <w:left w:val="single" w:sz="6" w:space="0" w:color="auto"/>
-              <w:bottom w:val="single" w:sz="6" w:space="0" w:color="auto"/>
-              <w:right w:val="single" w:sz="6" w:space="0" w:color="auto"/>
+              <w:top w:val="single" w:sz="4" w:space="0" w:color="000000"/>
+              <w:left w:val="single" w:sz="4" w:space="0" w:color="000000"/>
+              <w:bottom w:val="single" w:sz="4" w:space="0" w:color="000000"/>
+              <w:right w:val="single" w:sz="4" w:space="0" w:color="000000"/>
             </w:tcBorders>
             <w:tcMar>
               <w:top w:w="240" w:type="dxa"/>
@@ -1570,7 +2226,6 @@
               <w:bottom w:w="240" w:type="dxa"/>
               <w:right w:w="0" w:type="dxa"/>
             </w:tcMar>
-            <w:vAlign w:val="center"/>
             <w:hideMark/>
           </w:tcPr>
           <w:p>
@@ -1582,16 +2237,16 @@
       </w:tr>
       <w:tr>
         <w:trPr>
-          <w:tblCellSpacing w:w="15" w:type="dxa"/>
+          <w:trHeight w:val="1080"/>
         </w:trPr>
         <w:tc>
           <w:tcPr>
             <w:tcW w:w="0" w:type="auto"/>
             <w:tcBorders>
-              <w:top w:val="single" w:sz="6" w:space="0" w:color="auto"/>
-              <w:left w:val="single" w:sz="6" w:space="0" w:color="auto"/>
-              <w:bottom w:val="single" w:sz="6" w:space="0" w:color="auto"/>
-              <w:right w:val="single" w:sz="6" w:space="0" w:color="auto"/>
+              <w:top w:val="single" w:sz="4" w:space="0" w:color="000000"/>
+              <w:left w:val="single" w:sz="4" w:space="0" w:color="000000"/>
+              <w:bottom w:val="single" w:sz="4" w:space="0" w:color="000000"/>
+              <w:right w:val="single" w:sz="4" w:space="0" w:color="000000"/>
             </w:tcBorders>
             <w:tcMar>
               <w:top w:w="240" w:type="dxa"/>
@@ -1599,7 +2254,6 @@
               <w:bottom w:w="240" w:type="dxa"/>
               <w:right w:w="180" w:type="dxa"/>
             </w:tcMar>
-            <w:vAlign w:val="center"/>
             <w:hideMark/>
           </w:tcPr>
           <w:p>
@@ -1616,10 +2270,10 @@
           <w:tcPr>
             <w:tcW w:w="0" w:type="auto"/>
             <w:tcBorders>
-              <w:top w:val="single" w:sz="6" w:space="0" w:color="auto"/>
-              <w:left w:val="single" w:sz="6" w:space="0" w:color="auto"/>
-              <w:bottom w:val="single" w:sz="6" w:space="0" w:color="auto"/>
-              <w:right w:val="single" w:sz="6" w:space="0" w:color="auto"/>
+              <w:top w:val="single" w:sz="4" w:space="0" w:color="000000"/>
+              <w:left w:val="single" w:sz="4" w:space="0" w:color="000000"/>
+              <w:bottom w:val="single" w:sz="4" w:space="0" w:color="000000"/>
+              <w:right w:val="single" w:sz="4" w:space="0" w:color="000000"/>
             </w:tcBorders>
             <w:tcMar>
               <w:top w:w="240" w:type="dxa"/>
@@ -1627,7 +2281,6 @@
               <w:bottom w:w="240" w:type="dxa"/>
               <w:right w:w="180" w:type="dxa"/>
             </w:tcMar>
-            <w:vAlign w:val="center"/>
             <w:hideMark/>
           </w:tcPr>
           <w:p>
@@ -1640,10 +2293,10 @@
           <w:tcPr>
             <w:tcW w:w="0" w:type="auto"/>
             <w:tcBorders>
-              <w:top w:val="single" w:sz="6" w:space="0" w:color="auto"/>
-              <w:left w:val="single" w:sz="6" w:space="0" w:color="auto"/>
-              <w:bottom w:val="single" w:sz="6" w:space="0" w:color="auto"/>
-              <w:right w:val="single" w:sz="6" w:space="0" w:color="auto"/>
+              <w:top w:val="single" w:sz="4" w:space="0" w:color="000000"/>
+              <w:left w:val="single" w:sz="4" w:space="0" w:color="000000"/>
+              <w:bottom w:val="single" w:sz="4" w:space="0" w:color="000000"/>
+              <w:right w:val="single" w:sz="4" w:space="0" w:color="000000"/>
             </w:tcBorders>
             <w:tcMar>
               <w:top w:w="240" w:type="dxa"/>
@@ -1651,7 +2304,6 @@
               <w:bottom w:w="240" w:type="dxa"/>
               <w:right w:w="0" w:type="dxa"/>
             </w:tcMar>
-            <w:vAlign w:val="center"/>
             <w:hideMark/>
           </w:tcPr>
           <w:p>
@@ -1663,16 +2315,16 @@
       </w:tr>
       <w:tr>
         <w:trPr>
-          <w:tblCellSpacing w:w="15" w:type="dxa"/>
+          <w:trHeight w:val="795"/>
         </w:trPr>
         <w:tc>
           <w:tcPr>
             <w:tcW w:w="0" w:type="auto"/>
             <w:tcBorders>
-              <w:top w:val="single" w:sz="6" w:space="0" w:color="auto"/>
-              <w:left w:val="single" w:sz="6" w:space="0" w:color="auto"/>
-              <w:bottom w:val="single" w:sz="6" w:space="0" w:color="auto"/>
-              <w:right w:val="single" w:sz="6" w:space="0" w:color="auto"/>
+              <w:top w:val="single" w:sz="4" w:space="0" w:color="000000"/>
+              <w:left w:val="single" w:sz="4" w:space="0" w:color="000000"/>
+              <w:bottom w:val="single" w:sz="4" w:space="0" w:color="000000"/>
+              <w:right w:val="single" w:sz="4" w:space="0" w:color="000000"/>
             </w:tcBorders>
             <w:tcMar>
               <w:top w:w="240" w:type="dxa"/>
@@ -1680,7 +2332,6 @@
               <w:bottom w:w="240" w:type="dxa"/>
               <w:right w:w="180" w:type="dxa"/>
             </w:tcMar>
-            <w:vAlign w:val="center"/>
             <w:hideMark/>
           </w:tcPr>
           <w:p>
@@ -1697,10 +2348,10 @@
           <w:tcPr>
             <w:tcW w:w="0" w:type="auto"/>
             <w:tcBorders>
-              <w:top w:val="single" w:sz="6" w:space="0" w:color="auto"/>
-              <w:left w:val="single" w:sz="6" w:space="0" w:color="auto"/>
-              <w:bottom w:val="single" w:sz="6" w:space="0" w:color="auto"/>
-              <w:right w:val="single" w:sz="6" w:space="0" w:color="auto"/>
+              <w:top w:val="single" w:sz="4" w:space="0" w:color="000000"/>
+              <w:left w:val="single" w:sz="4" w:space="0" w:color="000000"/>
+              <w:bottom w:val="single" w:sz="4" w:space="0" w:color="000000"/>
+              <w:right w:val="single" w:sz="4" w:space="0" w:color="000000"/>
             </w:tcBorders>
             <w:tcMar>
               <w:top w:w="240" w:type="dxa"/>
@@ -1708,7 +2359,6 @@
               <w:bottom w:w="240" w:type="dxa"/>
               <w:right w:w="180" w:type="dxa"/>
             </w:tcMar>
-            <w:vAlign w:val="center"/>
             <w:hideMark/>
           </w:tcPr>
           <w:p/>
@@ -1717,10 +2367,10 @@
           <w:tcPr>
             <w:tcW w:w="0" w:type="auto"/>
             <w:tcBorders>
-              <w:top w:val="single" w:sz="6" w:space="0" w:color="auto"/>
-              <w:left w:val="single" w:sz="6" w:space="0" w:color="auto"/>
-              <w:bottom w:val="single" w:sz="6" w:space="0" w:color="auto"/>
-              <w:right w:val="single" w:sz="6" w:space="0" w:color="auto"/>
+              <w:top w:val="single" w:sz="4" w:space="0" w:color="000000"/>
+              <w:left w:val="single" w:sz="4" w:space="0" w:color="000000"/>
+              <w:bottom w:val="single" w:sz="4" w:space="0" w:color="000000"/>
+              <w:right w:val="single" w:sz="4" w:space="0" w:color="000000"/>
             </w:tcBorders>
             <w:tcMar>
               <w:top w:w="240" w:type="dxa"/>
@@ -1728,7 +2378,6 @@
               <w:bottom w:w="240" w:type="dxa"/>
               <w:right w:w="0" w:type="dxa"/>
             </w:tcMar>
-            <w:vAlign w:val="center"/>
             <w:hideMark/>
           </w:tcPr>
           <w:p>
@@ -1745,18 +2394,12 @@
     </w:tbl>
     <w:p>
       <w:r>
-        <w:pict w14:anchorId="6190C16B">
-          <v:rect id="_x0000_i1045" style="width:0;height:1.5pt" o:hralign="center" o:hrstd="t" o:hrnoshade="t" o:hr="t" fillcolor="gray" stroked="f"/>
+        <w:pict w14:anchorId="35212633">
+          <v:rect id="_x0000_i1051" style="width:0;height:1.5pt" o:hralign="center" o:hrstd="t" o:hr="t" fillcolor="#a0a0a0" stroked="f"/>
         </w:pict>
       </w:r>
     </w:p>
     <w:p>
-      <w:pPr>
-        <w:rPr>
-          <w:b/>
-          <w:bCs/>
-        </w:rPr>
-      </w:pPr>
       <w:r>
         <w:rPr>
           <w:b/>
@@ -1769,7 +2412,7 @@
       <w:pPr>
         <w:numPr>
           <w:ilvl w:val="0"/>
-          <w:numId w:val="1"/>
+          <w:numId w:val="3"/>
         </w:numPr>
       </w:pPr>
       <w:r>
@@ -1797,7 +2440,7 @@
       <w:pPr>
         <w:numPr>
           <w:ilvl w:val="0"/>
-          <w:numId w:val="1"/>
+          <w:numId w:val="3"/>
         </w:numPr>
       </w:pPr>
       <w:r>
@@ -1837,21 +2480,12 @@
         <w:t xml:space="preserve"> – jest darmowy, stabilniejszy do zadań AI i lepiej zarządza pamięcią VRAM niż Windows.</w:t>
       </w:r>
     </w:p>
-    <w:p/>
-    <w:p/>
-    <w:p>
-      <w:pPr>
+    <w:p>
+      <w:r>
         <w:rPr>
           <w:b/>
           <w:bCs/>
         </w:rPr>
-      </w:pPr>
-      <w:r>
-        <w:rPr>
-          <w:b/>
-          <w:bCs/>
-        </w:rPr>
-        <w:lastRenderedPageBreak/>
         <w:t>Dlaczego 24GB VRAM?</w:t>
       </w:r>
     </w:p>
@@ -1880,6 +2514,90 @@
       </w:r>
       <w:r>
         <w:t xml:space="preserve"> Jeśli firma ma budżet, warto zainwestować w dwie karty RTX 3090/4090 połączone mostkiem. Pozwoli to na uruchomienie znacznie większych i inteligentniejszych modeli (np. Bielik 70B), które dorównują możliwościami GPT-4.</w:t>
+      </w:r>
+    </w:p>
+    <w:p>
+      <w:r>
+        <w:t> </w:t>
+      </w:r>
+    </w:p>
+    <w:p>
+      <w:pPr>
+        <w:pStyle w:val="Nagwek1"/>
+      </w:pPr>
+      <w:r>
+        <w:t>Zespół wdrożeniowy:</w:t>
+      </w:r>
+    </w:p>
+    <w:p>
+      <w:pPr>
+        <w:numPr>
+          <w:ilvl w:val="0"/>
+          <w:numId w:val="4"/>
+        </w:numPr>
+      </w:pPr>
+      <w:r>
+        <w:t xml:space="preserve">Katarzyna Wojciechowska </w:t>
+      </w:r>
+      <w:r>
+        <w:tab/>
+        <w:t>- organizacja spotkań, pozyskiwanie środków;</w:t>
+      </w:r>
+    </w:p>
+    <w:p>
+      <w:pPr>
+        <w:numPr>
+          <w:ilvl w:val="0"/>
+          <w:numId w:val="4"/>
+        </w:numPr>
+      </w:pPr>
+      <w:r>
+        <w:t xml:space="preserve">Marlena </w:t>
+      </w:r>
+      <w:r>
+        <w:t>Pawłowska</w:t>
+      </w:r>
+      <w:r>
+        <w:t xml:space="preserve"> </w:t>
+      </w:r>
+      <w:r>
+        <w:tab/>
+      </w:r>
+      <w:r>
+        <w:tab/>
+        <w:t>- testowanie, recenzowanie wydań przedwdrożeniowych;</w:t>
+      </w:r>
+    </w:p>
+    <w:p>
+      <w:pPr>
+        <w:numPr>
+          <w:ilvl w:val="0"/>
+          <w:numId w:val="4"/>
+        </w:numPr>
+      </w:pPr>
+      <w:r>
+        <w:t xml:space="preserve">Konrad Piaskowski </w:t>
+      </w:r>
+      <w:r>
+        <w:tab/>
+      </w:r>
+      <w:r>
+        <w:tab/>
+        <w:t>- pomysł i wykonanie.</w:t>
+      </w:r>
+    </w:p>
+    <w:p/>
+    <w:p>
+      <w:pPr>
+        <w:pStyle w:val="Nagwek1"/>
+      </w:pPr>
+      <w:r>
+        <w:t>Licencja:</w:t>
+      </w:r>
+    </w:p>
+    <w:p>
+      <w:r>
+        <w:t>MIT License</w:t>
       </w:r>
     </w:p>
     <w:p/>
@@ -2008,8 +2726,396 @@
       </w:pPr>
     </w:lvl>
   </w:abstractNum>
+  <w:abstractNum w:abstractNumId="1" w15:restartNumberingAfterBreak="0">
+    <w:nsid w:val="5A084147"/>
+    <w:multiLevelType w:val="multilevel"/>
+    <w:tmpl w:val="EB468DF0"/>
+    <w:lvl w:ilvl="0">
+      <w:start w:val="1"/>
+      <w:numFmt w:val="bullet"/>
+      <w:lvlText w:val=""/>
+      <w:lvlJc w:val="left"/>
+      <w:pPr>
+        <w:tabs>
+          <w:tab w:val="num" w:pos="720"/>
+        </w:tabs>
+        <w:ind w:left="720" w:hanging="360"/>
+      </w:pPr>
+      <w:rPr>
+        <w:rFonts w:ascii="Symbol" w:hAnsi="Symbol" w:hint="default"/>
+        <w:sz w:val="20"/>
+      </w:rPr>
+    </w:lvl>
+    <w:lvl w:ilvl="1" w:tentative="1">
+      <w:start w:val="1"/>
+      <w:numFmt w:val="bullet"/>
+      <w:lvlText w:val="o"/>
+      <w:lvlJc w:val="left"/>
+      <w:pPr>
+        <w:tabs>
+          <w:tab w:val="num" w:pos="1440"/>
+        </w:tabs>
+        <w:ind w:left="1440" w:hanging="360"/>
+      </w:pPr>
+      <w:rPr>
+        <w:rFonts w:ascii="Courier New" w:hAnsi="Courier New" w:hint="default"/>
+        <w:sz w:val="20"/>
+      </w:rPr>
+    </w:lvl>
+    <w:lvl w:ilvl="2" w:tentative="1">
+      <w:start w:val="1"/>
+      <w:numFmt w:val="bullet"/>
+      <w:lvlText w:val=""/>
+      <w:lvlJc w:val="left"/>
+      <w:pPr>
+        <w:tabs>
+          <w:tab w:val="num" w:pos="2160"/>
+        </w:tabs>
+        <w:ind w:left="2160" w:hanging="360"/>
+      </w:pPr>
+      <w:rPr>
+        <w:rFonts w:ascii="Wingdings" w:hAnsi="Wingdings" w:hint="default"/>
+        <w:sz w:val="20"/>
+      </w:rPr>
+    </w:lvl>
+    <w:lvl w:ilvl="3" w:tentative="1">
+      <w:start w:val="1"/>
+      <w:numFmt w:val="bullet"/>
+      <w:lvlText w:val=""/>
+      <w:lvlJc w:val="left"/>
+      <w:pPr>
+        <w:tabs>
+          <w:tab w:val="num" w:pos="2880"/>
+        </w:tabs>
+        <w:ind w:left="2880" w:hanging="360"/>
+      </w:pPr>
+      <w:rPr>
+        <w:rFonts w:ascii="Wingdings" w:hAnsi="Wingdings" w:hint="default"/>
+        <w:sz w:val="20"/>
+      </w:rPr>
+    </w:lvl>
+    <w:lvl w:ilvl="4" w:tentative="1">
+      <w:start w:val="1"/>
+      <w:numFmt w:val="bullet"/>
+      <w:lvlText w:val=""/>
+      <w:lvlJc w:val="left"/>
+      <w:pPr>
+        <w:tabs>
+          <w:tab w:val="num" w:pos="3600"/>
+        </w:tabs>
+        <w:ind w:left="3600" w:hanging="360"/>
+      </w:pPr>
+      <w:rPr>
+        <w:rFonts w:ascii="Wingdings" w:hAnsi="Wingdings" w:hint="default"/>
+        <w:sz w:val="20"/>
+      </w:rPr>
+    </w:lvl>
+    <w:lvl w:ilvl="5" w:tentative="1">
+      <w:start w:val="1"/>
+      <w:numFmt w:val="bullet"/>
+      <w:lvlText w:val=""/>
+      <w:lvlJc w:val="left"/>
+      <w:pPr>
+        <w:tabs>
+          <w:tab w:val="num" w:pos="4320"/>
+        </w:tabs>
+        <w:ind w:left="4320" w:hanging="360"/>
+      </w:pPr>
+      <w:rPr>
+        <w:rFonts w:ascii="Wingdings" w:hAnsi="Wingdings" w:hint="default"/>
+        <w:sz w:val="20"/>
+      </w:rPr>
+    </w:lvl>
+    <w:lvl w:ilvl="6" w:tentative="1">
+      <w:start w:val="1"/>
+      <w:numFmt w:val="bullet"/>
+      <w:lvlText w:val=""/>
+      <w:lvlJc w:val="left"/>
+      <w:pPr>
+        <w:tabs>
+          <w:tab w:val="num" w:pos="5040"/>
+        </w:tabs>
+        <w:ind w:left="5040" w:hanging="360"/>
+      </w:pPr>
+      <w:rPr>
+        <w:rFonts w:ascii="Wingdings" w:hAnsi="Wingdings" w:hint="default"/>
+        <w:sz w:val="20"/>
+      </w:rPr>
+    </w:lvl>
+    <w:lvl w:ilvl="7" w:tentative="1">
+      <w:start w:val="1"/>
+      <w:numFmt w:val="bullet"/>
+      <w:lvlText w:val=""/>
+      <w:lvlJc w:val="left"/>
+      <w:pPr>
+        <w:tabs>
+          <w:tab w:val="num" w:pos="5760"/>
+        </w:tabs>
+        <w:ind w:left="5760" w:hanging="360"/>
+      </w:pPr>
+      <w:rPr>
+        <w:rFonts w:ascii="Wingdings" w:hAnsi="Wingdings" w:hint="default"/>
+        <w:sz w:val="20"/>
+      </w:rPr>
+    </w:lvl>
+    <w:lvl w:ilvl="8" w:tentative="1">
+      <w:start w:val="1"/>
+      <w:numFmt w:val="bullet"/>
+      <w:lvlText w:val=""/>
+      <w:lvlJc w:val="left"/>
+      <w:pPr>
+        <w:tabs>
+          <w:tab w:val="num" w:pos="6480"/>
+        </w:tabs>
+        <w:ind w:left="6480" w:hanging="360"/>
+      </w:pPr>
+      <w:rPr>
+        <w:rFonts w:ascii="Wingdings" w:hAnsi="Wingdings" w:hint="default"/>
+        <w:sz w:val="20"/>
+      </w:rPr>
+    </w:lvl>
+  </w:abstractNum>
+  <w:abstractNum w:abstractNumId="2" w15:restartNumberingAfterBreak="0">
+    <w:nsid w:val="6C095D93"/>
+    <w:multiLevelType w:val="multilevel"/>
+    <w:tmpl w:val="51D263AE"/>
+    <w:lvl w:ilvl="0">
+      <w:start w:val="1"/>
+      <w:numFmt w:val="decimal"/>
+      <w:lvlText w:val="%1."/>
+      <w:lvlJc w:val="left"/>
+      <w:pPr>
+        <w:tabs>
+          <w:tab w:val="num" w:pos="720"/>
+        </w:tabs>
+        <w:ind w:left="720" w:hanging="360"/>
+      </w:pPr>
+    </w:lvl>
+    <w:lvl w:ilvl="1" w:tentative="1">
+      <w:start w:val="1"/>
+      <w:numFmt w:val="decimal"/>
+      <w:lvlText w:val="%2."/>
+      <w:lvlJc w:val="left"/>
+      <w:pPr>
+        <w:tabs>
+          <w:tab w:val="num" w:pos="1440"/>
+        </w:tabs>
+        <w:ind w:left="1440" w:hanging="360"/>
+      </w:pPr>
+    </w:lvl>
+    <w:lvl w:ilvl="2" w:tentative="1">
+      <w:start w:val="1"/>
+      <w:numFmt w:val="decimal"/>
+      <w:lvlText w:val="%3."/>
+      <w:lvlJc w:val="left"/>
+      <w:pPr>
+        <w:tabs>
+          <w:tab w:val="num" w:pos="2160"/>
+        </w:tabs>
+        <w:ind w:left="2160" w:hanging="360"/>
+      </w:pPr>
+    </w:lvl>
+    <w:lvl w:ilvl="3" w:tentative="1">
+      <w:start w:val="1"/>
+      <w:numFmt w:val="decimal"/>
+      <w:lvlText w:val="%4."/>
+      <w:lvlJc w:val="left"/>
+      <w:pPr>
+        <w:tabs>
+          <w:tab w:val="num" w:pos="2880"/>
+        </w:tabs>
+        <w:ind w:left="2880" w:hanging="360"/>
+      </w:pPr>
+    </w:lvl>
+    <w:lvl w:ilvl="4" w:tentative="1">
+      <w:start w:val="1"/>
+      <w:numFmt w:val="decimal"/>
+      <w:lvlText w:val="%5."/>
+      <w:lvlJc w:val="left"/>
+      <w:pPr>
+        <w:tabs>
+          <w:tab w:val="num" w:pos="3600"/>
+        </w:tabs>
+        <w:ind w:left="3600" w:hanging="360"/>
+      </w:pPr>
+    </w:lvl>
+    <w:lvl w:ilvl="5" w:tentative="1">
+      <w:start w:val="1"/>
+      <w:numFmt w:val="decimal"/>
+      <w:lvlText w:val="%6."/>
+      <w:lvlJc w:val="left"/>
+      <w:pPr>
+        <w:tabs>
+          <w:tab w:val="num" w:pos="4320"/>
+        </w:tabs>
+        <w:ind w:left="4320" w:hanging="360"/>
+      </w:pPr>
+    </w:lvl>
+    <w:lvl w:ilvl="6" w:tentative="1">
+      <w:start w:val="1"/>
+      <w:numFmt w:val="decimal"/>
+      <w:lvlText w:val="%7."/>
+      <w:lvlJc w:val="left"/>
+      <w:pPr>
+        <w:tabs>
+          <w:tab w:val="num" w:pos="5040"/>
+        </w:tabs>
+        <w:ind w:left="5040" w:hanging="360"/>
+      </w:pPr>
+    </w:lvl>
+    <w:lvl w:ilvl="7" w:tentative="1">
+      <w:start w:val="1"/>
+      <w:numFmt w:val="decimal"/>
+      <w:lvlText w:val="%8."/>
+      <w:lvlJc w:val="left"/>
+      <w:pPr>
+        <w:tabs>
+          <w:tab w:val="num" w:pos="5760"/>
+        </w:tabs>
+        <w:ind w:left="5760" w:hanging="360"/>
+      </w:pPr>
+    </w:lvl>
+    <w:lvl w:ilvl="8" w:tentative="1">
+      <w:start w:val="1"/>
+      <w:numFmt w:val="decimal"/>
+      <w:lvlText w:val="%9."/>
+      <w:lvlJc w:val="left"/>
+      <w:pPr>
+        <w:tabs>
+          <w:tab w:val="num" w:pos="6480"/>
+        </w:tabs>
+        <w:ind w:left="6480" w:hanging="360"/>
+      </w:pPr>
+    </w:lvl>
+  </w:abstractNum>
+  <w:abstractNum w:abstractNumId="3" w15:restartNumberingAfterBreak="0">
+    <w:nsid w:val="6FF67773"/>
+    <w:multiLevelType w:val="multilevel"/>
+    <w:tmpl w:val="76E26134"/>
+    <w:lvl w:ilvl="0">
+      <w:start w:val="1"/>
+      <w:numFmt w:val="decimal"/>
+      <w:lvlText w:val="%1."/>
+      <w:lvlJc w:val="left"/>
+      <w:pPr>
+        <w:tabs>
+          <w:tab w:val="num" w:pos="720"/>
+        </w:tabs>
+        <w:ind w:left="720" w:hanging="360"/>
+      </w:pPr>
+    </w:lvl>
+    <w:lvl w:ilvl="1">
+      <w:start w:val="1"/>
+      <w:numFmt w:val="bullet"/>
+      <w:lvlText w:val="o"/>
+      <w:lvlJc w:val="left"/>
+      <w:pPr>
+        <w:tabs>
+          <w:tab w:val="num" w:pos="1440"/>
+        </w:tabs>
+        <w:ind w:left="1440" w:hanging="360"/>
+      </w:pPr>
+      <w:rPr>
+        <w:rFonts w:ascii="Courier New" w:hAnsi="Courier New" w:hint="default"/>
+        <w:sz w:val="20"/>
+      </w:rPr>
+    </w:lvl>
+    <w:lvl w:ilvl="2" w:tentative="1">
+      <w:start w:val="1"/>
+      <w:numFmt w:val="decimal"/>
+      <w:lvlText w:val="%3."/>
+      <w:lvlJc w:val="left"/>
+      <w:pPr>
+        <w:tabs>
+          <w:tab w:val="num" w:pos="2160"/>
+        </w:tabs>
+        <w:ind w:left="2160" w:hanging="360"/>
+      </w:pPr>
+    </w:lvl>
+    <w:lvl w:ilvl="3" w:tentative="1">
+      <w:start w:val="1"/>
+      <w:numFmt w:val="decimal"/>
+      <w:lvlText w:val="%4."/>
+      <w:lvlJc w:val="left"/>
+      <w:pPr>
+        <w:tabs>
+          <w:tab w:val="num" w:pos="2880"/>
+        </w:tabs>
+        <w:ind w:left="2880" w:hanging="360"/>
+      </w:pPr>
+    </w:lvl>
+    <w:lvl w:ilvl="4" w:tentative="1">
+      <w:start w:val="1"/>
+      <w:numFmt w:val="decimal"/>
+      <w:lvlText w:val="%5."/>
+      <w:lvlJc w:val="left"/>
+      <w:pPr>
+        <w:tabs>
+          <w:tab w:val="num" w:pos="3600"/>
+        </w:tabs>
+        <w:ind w:left="3600" w:hanging="360"/>
+      </w:pPr>
+    </w:lvl>
+    <w:lvl w:ilvl="5" w:tentative="1">
+      <w:start w:val="1"/>
+      <w:numFmt w:val="decimal"/>
+      <w:lvlText w:val="%6."/>
+      <w:lvlJc w:val="left"/>
+      <w:pPr>
+        <w:tabs>
+          <w:tab w:val="num" w:pos="4320"/>
+        </w:tabs>
+        <w:ind w:left="4320" w:hanging="360"/>
+      </w:pPr>
+    </w:lvl>
+    <w:lvl w:ilvl="6" w:tentative="1">
+      <w:start w:val="1"/>
+      <w:numFmt w:val="decimal"/>
+      <w:lvlText w:val="%7."/>
+      <w:lvlJc w:val="left"/>
+      <w:pPr>
+        <w:tabs>
+          <w:tab w:val="num" w:pos="5040"/>
+        </w:tabs>
+        <w:ind w:left="5040" w:hanging="360"/>
+      </w:pPr>
+    </w:lvl>
+    <w:lvl w:ilvl="7" w:tentative="1">
+      <w:start w:val="1"/>
+      <w:numFmt w:val="decimal"/>
+      <w:lvlText w:val="%8."/>
+      <w:lvlJc w:val="left"/>
+      <w:pPr>
+        <w:tabs>
+          <w:tab w:val="num" w:pos="5760"/>
+        </w:tabs>
+        <w:ind w:left="5760" w:hanging="360"/>
+      </w:pPr>
+    </w:lvl>
+    <w:lvl w:ilvl="8" w:tentative="1">
+      <w:start w:val="1"/>
+      <w:numFmt w:val="decimal"/>
+      <w:lvlText w:val="%9."/>
+      <w:lvlJc w:val="left"/>
+      <w:pPr>
+        <w:tabs>
+          <w:tab w:val="num" w:pos="6480"/>
+        </w:tabs>
+        <w:ind w:left="6480" w:hanging="360"/>
+      </w:pPr>
+    </w:lvl>
+  </w:abstractNum>
   <w:num w:numId="1" w16cid:durableId="1794668166">
     <w:abstractNumId w:val="0"/>
+  </w:num>
+  <w:num w:numId="2" w16cid:durableId="1220170816">
+    <w:abstractNumId w:val="3"/>
+  </w:num>
+  <w:num w:numId="3" w16cid:durableId="1281063749">
+    <w:abstractNumId w:val="2"/>
+  </w:num>
+  <w:num w:numId="4" w16cid:durableId="1478838706">
+    <w:abstractNumId w:val="1"/>
   </w:num>
 </w:numbering>
 </file>
